--- a/testlab-backend/src/documents/templates/word/fsd_word_template.docx
+++ b/testlab-backend/src/documents/templates/word/fsd_word_template.docx
@@ -2927,7 +2927,7 @@
         <w:t>3. Objectif</w:t>
       </w:r>
     </w:p>
-    <w:p xmlns:wp14="http://schemas.microsoft.com/office/word/2010/wordml" wp14:textId="77777777">
+    <w:p xmlns:wp14="http://schemas.microsoft.com/office/word/2010/wordml" wp14:textId="07C58DBC">
       <w:pPr>
         <w:spacing w:before="40" w:after="40"/>
         <w:rPr>
@@ -2947,7 +2947,7 @@
           <w:sz w:val="24"/>
           <w:szCs w:val="24"/>
         </w:rPr>
-        <w:t>introduction.purpose</w:t>
+        <w:t>objective</w:t>
       </w:r>
       <w:r>
         <w:rPr>
@@ -4124,13 +4124,136 @@
         <w:t xml:space="preserve">  {title}</w:t>
       </w:r>
     </w:p>
-    <w:p xmlns:wp14="http://schemas.microsoft.com/office/word/2010/wordml" wp14:textId="77777777">
+    <w:p>
+      <w:pPr>
+        <w:pStyle w:val="Normal"/>
+        <w:spacing w:before="80"/>
+        <w:ind w:left="454"/>
+        <w:jc w:val="center"/>
+        <w:rPr>
+          <w:rFonts w:ascii="Consolas" w:hAnsi="Consolas" w:eastAsia="Consolas" w:cs="Consolas"/>
+          <w:b w:val="0"/>
+          <w:bCs w:val="0"/>
+          <w:i w:val="0"/>
+          <w:iCs w:val="0"/>
+          <w:caps w:val="0"/>
+          <w:smallCaps w:val="0"/>
+          <w:noProof w:val="0"/>
+          <w:color w:val="auto"/>
+          <w:sz w:val="24"/>
+          <w:szCs w:val="24"/>
+          <w:lang w:val="en-US"/>
+        </w:rPr>
+      </w:pPr>
+      <w:r>
+        <w:rPr>
+          <w:rFonts w:ascii="Consolas" w:hAnsi="Consolas" w:eastAsia="Consolas" w:cs="Consolas"/>
+          <w:b w:val="0"/>
+          <w:bCs w:val="0"/>
+          <w:i w:val="0"/>
+          <w:iCs w:val="0"/>
+          <w:caps w:val="0"/>
+          <w:smallCaps w:val="0"/>
+          <w:noProof w:val="0"/>
+          <w:color w:val="auto"/>
+          <w:sz w:val="24"/>
+          <w:szCs w:val="24"/>
+          <w:lang w:val="en-US"/>
+        </w:rPr>
+        <w:t>{#images}</w:t>
+      </w:r>
+      <w:r>
+        <w:br/>
+      </w:r>
+      <w:r>
+        <w:rPr>
+          <w:rFonts w:ascii="Consolas" w:hAnsi="Consolas" w:eastAsia="Consolas" w:cs="Consolas"/>
+          <w:b w:val="0"/>
+          <w:bCs w:val="0"/>
+          <w:i w:val="0"/>
+          <w:iCs w:val="0"/>
+          <w:caps w:val="0"/>
+          <w:smallCaps w:val="0"/>
+          <w:noProof w:val="0"/>
+          <w:color w:val="auto"/>
+          <w:sz w:val="24"/>
+          <w:szCs w:val="24"/>
+          <w:lang w:val="en-US"/>
+        </w:rPr>
+        <w:t xml:space="preserve">  {%image}</w:t>
+      </w:r>
+      <w:r>
+        <w:br/>
+      </w:r>
+      <w:r>
+        <w:rPr>
+          <w:rFonts w:ascii="Consolas" w:hAnsi="Consolas" w:eastAsia="Consolas" w:cs="Consolas"/>
+          <w:b w:val="0"/>
+          <w:bCs w:val="0"/>
+          <w:i w:val="0"/>
+          <w:iCs w:val="0"/>
+          <w:caps w:val="0"/>
+          <w:smallCaps w:val="0"/>
+          <w:noProof w:val="0"/>
+          <w:color w:val="0F1115"/>
+          <w:sz w:val="19"/>
+          <w:szCs w:val="19"/>
+          <w:lang w:val="en-US"/>
+        </w:rPr>
+        <w:t>Figure {figureNumber} : {figureTitle}</w:t>
+      </w:r>
+      <w:r>
+        <w:br/>
+      </w:r>
+      <w:r>
+        <w:br/>
+      </w:r>
+      <w:r>
+        <w:rPr>
+          <w:rFonts w:ascii="Consolas" w:hAnsi="Consolas" w:eastAsia="Consolas" w:cs="Consolas"/>
+          <w:b w:val="0"/>
+          <w:bCs w:val="0"/>
+          <w:i w:val="0"/>
+          <w:iCs w:val="0"/>
+          <w:caps w:val="0"/>
+          <w:smallCaps w:val="0"/>
+          <w:noProof w:val="0"/>
+          <w:color w:val="auto"/>
+          <w:sz w:val="24"/>
+          <w:szCs w:val="24"/>
+          <w:lang w:val="en-US"/>
+        </w:rPr>
+        <w:t>{/images}</w:t>
+      </w:r>
+    </w:p>
+    <w:p>
+      <w:pPr>
+        <w:pStyle w:val="Normal"/>
+      </w:pPr>
+      <w:r>
+        <w:rPr/>
+        <w:t>Détails</w:t>
+      </w:r>
+      <w:r>
+        <w:rPr/>
+        <w:t xml:space="preserve"> de la User Story</w:t>
+      </w:r>
+    </w:p>
+    <w:p>
+      <w:pPr>
+        <w:pStyle w:val="Normal"/>
+      </w:pPr>
+      <w:r>
+        <w:rPr>
+          <w:rStyle w:val="Strong"/>
+        </w:rPr>
+        <w:t>Description</w:t>
+      </w:r>
+    </w:p>
+    <w:p>
       <w:pPr>
         <w:spacing w:before="20" w:after="20"/>
         <w:ind w:left="454"/>
-        <w:pBdr>
-          <w:left w:val="single" w:color="DCE8F5" w:sz="12" w:space="6"/>
-        </w:pBdr>
         <w:rPr>
           <w:color w:val="auto"/>
           <w:sz w:val="24"/>
@@ -4189,18 +4312,29 @@
     </w:p>
     <w:p>
       <w:pPr>
+        <w:pStyle w:val="Normal"/>
         <w:spacing w:before="60" w:after="20"/>
         <w:ind w:left="454"/>
         <w:rPr>
-          <w:b w:val="1"/>
-          <w:bCs w:val="1"/>
+          <w:b w:val="0"/>
+          <w:bCs w:val="0"/>
           <w:color w:val="auto"/>
           <w:sz w:val="24"/>
           <w:szCs w:val="24"/>
         </w:rPr>
       </w:pPr>
+      <w:r>
+        <w:rPr>
+          <w:b w:val="0"/>
+          <w:bCs w:val="0"/>
+          <w:color w:val="auto"/>
+          <w:sz w:val="24"/>
+          <w:szCs w:val="24"/>
+        </w:rPr>
+        <w:t>•{criteredescription}</w:t>
+      </w:r>
     </w:p>
-    <w:p xmlns:wp14="http://schemas.microsoft.com/office/word/2010/wordml" wp14:textId="4E58617A">
+    <w:p xmlns:wp14="http://schemas.microsoft.com/office/word/2010/wordml" wp14:textId="086948B9">
       <w:pPr>
         <w:pStyle w:val="Normal"/>
         <w:spacing w:before="60" w:after="20"/>
@@ -4224,7 +4358,7 @@
           <w:sz w:val="24"/>
           <w:szCs w:val="24"/>
         </w:rPr>
-        <w:t xml:space="preserve">• </w:t>
+        <w:t xml:space="preserve"> </w:t>
       </w:r>
       <w:r>
         <w:rPr>
@@ -4329,196 +4463,6 @@
           <w:szCs w:val="24"/>
         </w:rPr>
         <w:t>{/acceptanceCriteria}</w:t>
-      </w:r>
-    </w:p>
-    <w:p xmlns:wp14="http://schemas.microsoft.com/office/word/2010/wordml" wp14:textId="54396846">
-      <w:pPr>
-        <w:pStyle w:val="Normal"/>
-        <w:spacing w:before="80"/>
-        <w:ind w:left="454"/>
-        <w:pBdr>
-          <w:left w:val="single" w:color="DCE8F5" w:sz="12" w:space="6"/>
-        </w:pBdr>
-        <w:jc w:val="center"/>
-        <w:rPr>
-          <w:rFonts w:ascii="Consolas" w:hAnsi="Consolas" w:eastAsia="Consolas" w:cs="Consolas"/>
-          <w:b w:val="0"/>
-          <w:bCs w:val="0"/>
-          <w:i w:val="0"/>
-          <w:iCs w:val="0"/>
-          <w:caps w:val="0"/>
-          <w:smallCaps w:val="0"/>
-          <w:noProof w:val="0"/>
-          <w:color w:val="auto"/>
-          <w:sz w:val="24"/>
-          <w:szCs w:val="24"/>
-          <w:lang w:val="en-US"/>
-        </w:rPr>
-      </w:pPr>
-      <w:r>
-        <w:rPr>
-          <w:rFonts w:ascii="Consolas" w:hAnsi="Consolas" w:eastAsia="Consolas" w:cs="Consolas"/>
-          <w:b w:val="0"/>
-          <w:bCs w:val="0"/>
-          <w:i w:val="0"/>
-          <w:iCs w:val="0"/>
-          <w:caps w:val="0"/>
-          <w:smallCaps w:val="0"/>
-          <w:noProof w:val="0"/>
-          <w:color w:val="auto"/>
-          <w:sz w:val="24"/>
-          <w:szCs w:val="24"/>
-          <w:lang w:val="en-US"/>
-        </w:rPr>
-        <w:t>{#images}</w:t>
-      </w:r>
-      <w:r>
-        <w:br/>
-      </w:r>
-      <w:r>
-        <w:rPr>
-          <w:rFonts w:ascii="Consolas" w:hAnsi="Consolas" w:eastAsia="Consolas" w:cs="Consolas"/>
-          <w:b w:val="0"/>
-          <w:bCs w:val="0"/>
-          <w:i w:val="0"/>
-          <w:iCs w:val="0"/>
-          <w:caps w:val="0"/>
-          <w:smallCaps w:val="0"/>
-          <w:noProof w:val="0"/>
-          <w:color w:val="auto"/>
-          <w:sz w:val="24"/>
-          <w:szCs w:val="24"/>
-          <w:lang w:val="en-US"/>
-        </w:rPr>
-        <w:t xml:space="preserve">  {%image}</w:t>
-      </w:r>
-      <w:r>
-        <w:br/>
-      </w:r>
-      <w:r>
-        <w:rPr>
-          <w:rFonts w:ascii="Consolas" w:hAnsi="Consolas" w:eastAsia="Consolas" w:cs="Consolas"/>
-          <w:b w:val="0"/>
-          <w:bCs w:val="0"/>
-          <w:i w:val="0"/>
-          <w:iCs w:val="0"/>
-          <w:caps w:val="0"/>
-          <w:smallCaps w:val="0"/>
-          <w:noProof w:val="0"/>
-          <w:color w:val="0F1115"/>
-          <w:sz w:val="19"/>
-          <w:szCs w:val="19"/>
-          <w:lang w:val="en-US"/>
-        </w:rPr>
-        <w:t>Figure {</w:t>
-      </w:r>
-      <w:r>
-        <w:rPr>
-          <w:rFonts w:ascii="Consolas" w:hAnsi="Consolas" w:eastAsia="Consolas" w:cs="Consolas"/>
-          <w:b w:val="0"/>
-          <w:bCs w:val="0"/>
-          <w:i w:val="0"/>
-          <w:iCs w:val="0"/>
-          <w:caps w:val="0"/>
-          <w:smallCaps w:val="0"/>
-          <w:noProof w:val="0"/>
-          <w:color w:val="0F1115"/>
-          <w:sz w:val="19"/>
-          <w:szCs w:val="19"/>
-          <w:lang w:val="en-US"/>
-        </w:rPr>
-        <w:t>figureNumber</w:t>
-      </w:r>
-      <w:r>
-        <w:rPr>
-          <w:rFonts w:ascii="Consolas" w:hAnsi="Consolas" w:eastAsia="Consolas" w:cs="Consolas"/>
-          <w:b w:val="0"/>
-          <w:bCs w:val="0"/>
-          <w:i w:val="0"/>
-          <w:iCs w:val="0"/>
-          <w:caps w:val="0"/>
-          <w:smallCaps w:val="0"/>
-          <w:noProof w:val="0"/>
-          <w:color w:val="0F1115"/>
-          <w:sz w:val="19"/>
-          <w:szCs w:val="19"/>
-          <w:lang w:val="en-US"/>
-        </w:rPr>
-        <w:t>} :</w:t>
-      </w:r>
-      <w:r>
-        <w:rPr>
-          <w:rFonts w:ascii="Consolas" w:hAnsi="Consolas" w:eastAsia="Consolas" w:cs="Consolas"/>
-          <w:b w:val="0"/>
-          <w:bCs w:val="0"/>
-          <w:i w:val="0"/>
-          <w:iCs w:val="0"/>
-          <w:caps w:val="0"/>
-          <w:smallCaps w:val="0"/>
-          <w:noProof w:val="0"/>
-          <w:color w:val="0F1115"/>
-          <w:sz w:val="19"/>
-          <w:szCs w:val="19"/>
-          <w:lang w:val="en-US"/>
-        </w:rPr>
-        <w:t xml:space="preserve"> {</w:t>
-      </w:r>
-      <w:r>
-        <w:rPr>
-          <w:rFonts w:ascii="Consolas" w:hAnsi="Consolas" w:eastAsia="Consolas" w:cs="Consolas"/>
-          <w:b w:val="0"/>
-          <w:bCs w:val="0"/>
-          <w:i w:val="0"/>
-          <w:iCs w:val="0"/>
-          <w:caps w:val="0"/>
-          <w:smallCaps w:val="0"/>
-          <w:noProof w:val="0"/>
-          <w:color w:val="0F1115"/>
-          <w:sz w:val="19"/>
-          <w:szCs w:val="19"/>
-          <w:lang w:val="en-US"/>
-        </w:rPr>
-        <w:t>figureTitle</w:t>
-      </w:r>
-      <w:r>
-        <w:rPr>
-          <w:rFonts w:ascii="Consolas" w:hAnsi="Consolas" w:eastAsia="Consolas" w:cs="Consolas"/>
-          <w:b w:val="0"/>
-          <w:bCs w:val="0"/>
-          <w:i w:val="0"/>
-          <w:iCs w:val="0"/>
-          <w:caps w:val="0"/>
-          <w:smallCaps w:val="0"/>
-          <w:noProof w:val="0"/>
-          <w:color w:val="0F1115"/>
-          <w:sz w:val="19"/>
-          <w:szCs w:val="19"/>
-          <w:lang w:val="en-US"/>
-        </w:rPr>
-        <w:t>}</w:t>
-      </w:r>
-      <w:r>
-        <w:br/>
-      </w:r>
-      <w:r>
-        <w:br/>
-      </w:r>
-      <w:r>
-        <w:rPr>
-          <w:rFonts w:ascii="Consolas" w:hAnsi="Consolas" w:eastAsia="Consolas" w:cs="Consolas"/>
-          <w:b w:val="0"/>
-          <w:bCs w:val="0"/>
-          <w:i w:val="0"/>
-          <w:iCs w:val="0"/>
-          <w:caps w:val="0"/>
-          <w:smallCaps w:val="0"/>
-          <w:noProof w:val="0"/>
-          <w:color w:val="auto"/>
-          <w:sz w:val="24"/>
-          <w:szCs w:val="24"/>
-          <w:lang w:val="en-US"/>
-        </w:rPr>
-        <w:t>{/images}</w:t>
       </w:r>
     </w:p>
     <w:p>
@@ -6297,8 +6241,9 @@
     <w:name w:val="Strong"/>
     <w:basedOn w:val="DefaultParagraphFont"/>
     <w:qFormat/>
-    <w:rsid w:val="281DDC2A"/>
+    <w:rsid w:val="573700E2"/>
     <w:rPr>
+      <w:rFonts w:ascii="Cambria" w:hAnsi="Cambria" w:eastAsia="ＭＳ 明朝" w:cs="" w:asciiTheme="minorAscii" w:hAnsiTheme="minorAscii" w:eastAsiaTheme="minorEastAsia" w:cstheme="minorBidi"/>
       <w:b w:val="1"/>
       <w:bCs w:val="1"/>
       <w:color w:val="auto"/>

--- a/testlab-backend/src/documents/templates/word/fsd_word_template.docx
+++ b/testlab-backend/src/documents/templates/word/fsd_word_template.docx
@@ -4334,7 +4334,7 @@
         <w:t>•{criteredescription}</w:t>
       </w:r>
     </w:p>
-    <w:p xmlns:wp14="http://schemas.microsoft.com/office/word/2010/wordml" wp14:textId="086948B9">
+    <w:p xmlns:wp14="http://schemas.microsoft.com/office/word/2010/wordml" wp14:textId="5B82BA31">
       <w:pPr>
         <w:pStyle w:val="Normal"/>
         <w:spacing w:before="60" w:after="20"/>
@@ -4350,16 +4350,6 @@
           <w:szCs w:val="24"/>
         </w:rPr>
       </w:pPr>
-      <w:r>
-        <w:rPr>
-          <w:b w:val="0"/>
-          <w:bCs w:val="0"/>
-          <w:color w:val="auto"/>
-          <w:sz w:val="24"/>
-          <w:szCs w:val="24"/>
-        </w:rPr>
-        <w:t xml:space="preserve"> </w:t>
-      </w:r>
       <w:r>
         <w:rPr>
           <w:b w:val="0"/>

--- a/testlab-backend/src/documents/templates/word/fsd_word_template.docx
+++ b/testlab-backend/src/documents/templates/word/fsd_word_template.docx
@@ -4334,7 +4334,7 @@
         <w:t>•{criteredescription}</w:t>
       </w:r>
     </w:p>
-    <w:p xmlns:wp14="http://schemas.microsoft.com/office/word/2010/wordml" wp14:textId="5B82BA31">
+    <w:p xmlns:wp14="http://schemas.microsoft.com/office/word/2010/wordml" wp14:textId="086948B9">
       <w:pPr>
         <w:pStyle w:val="Normal"/>
         <w:spacing w:before="60" w:after="20"/>
@@ -4350,6 +4350,16 @@
           <w:szCs w:val="24"/>
         </w:rPr>
       </w:pPr>
+      <w:r>
+        <w:rPr>
+          <w:b w:val="0"/>
+          <w:bCs w:val="0"/>
+          <w:color w:val="auto"/>
+          <w:sz w:val="24"/>
+          <w:szCs w:val="24"/>
+        </w:rPr>
+        <w:t xml:space="preserve"> </w:t>
+      </w:r>
       <w:r>
         <w:rPr>
           <w:b w:val="0"/>

--- a/testlab-backend/src/documents/templates/word/fsd_word_template.docx
+++ b/testlab-backend/src/documents/templates/word/fsd_word_template.docx
@@ -532,607 +532,691 @@
         <w:t>Table des matières</w:t>
       </w:r>
     </w:p>
-    <w:p xmlns:wp14="http://schemas.microsoft.com/office/word/2010/wordml" wp14:textId="77777777">
-      <w:pPr>
-        <w:spacing w:before="30" w:after="30"/>
-        <w:ind w:left="0"/>
-        <w:tabs>
-          <w:tab w:val="right" w:leader="dot" w:pos="10319"/>
-        </w:tabs>
-        <w:rPr>
-          <w:sz w:val="24"/>
-          <w:szCs w:val="24"/>
-        </w:rPr>
-      </w:pPr>
-      <w:r>
-        <w:rPr>
-          <w:sz w:val="24"/>
-          <w:szCs w:val="24"/>
-        </w:rPr>
-        <w:t xml:space="preserve">1.  </w:t>
-      </w:r>
-      <w:r>
-        <w:rPr>
-          <w:sz w:val="24"/>
-          <w:szCs w:val="24"/>
-        </w:rPr>
-        <w:t>Propriété</w:t>
-      </w:r>
-      <w:r>
-        <w:rPr>
-          <w:sz w:val="24"/>
-          <w:szCs w:val="24"/>
-        </w:rPr>
-        <w:t xml:space="preserve"> et </w:t>
-      </w:r>
-      <w:r>
-        <w:rPr>
-          <w:sz w:val="24"/>
-          <w:szCs w:val="24"/>
-        </w:rPr>
-        <w:t>contrôle</w:t>
-      </w:r>
-      <w:r>
-        <w:rPr>
-          <w:sz w:val="24"/>
-          <w:szCs w:val="24"/>
-        </w:rPr>
-        <w:t xml:space="preserve"> du document</w:t>
-      </w:r>
-    </w:p>
-    <w:p xmlns:wp14="http://schemas.microsoft.com/office/word/2010/wordml" wp14:textId="77777777">
-      <w:pPr>
-        <w:spacing w:before="30" w:after="30"/>
-        <w:ind w:left="454"/>
-        <w:tabs>
-          <w:tab w:val="right" w:leader="dot" w:pos="9865"/>
-        </w:tabs>
-        <w:rPr>
-          <w:sz w:val="24"/>
-          <w:szCs w:val="24"/>
-        </w:rPr>
-      </w:pPr>
-      <w:r>
-        <w:rPr>
-          <w:sz w:val="24"/>
-          <w:szCs w:val="24"/>
-        </w:rPr>
-        <w:t xml:space="preserve">1.1  </w:t>
-      </w:r>
-      <w:r>
-        <w:rPr>
-          <w:sz w:val="24"/>
-          <w:szCs w:val="24"/>
-        </w:rPr>
-        <w:t>Propriété</w:t>
-      </w:r>
-    </w:p>
-    <w:p xmlns:wp14="http://schemas.microsoft.com/office/word/2010/wordml" wp14:textId="77777777">
-      <w:pPr>
-        <w:spacing w:before="30" w:after="30"/>
-        <w:ind w:left="454"/>
-        <w:tabs>
-          <w:tab w:val="right" w:leader="dot" w:pos="9865"/>
-        </w:tabs>
-        <w:rPr>
-          <w:sz w:val="24"/>
-          <w:szCs w:val="24"/>
-        </w:rPr>
-      </w:pPr>
-      <w:r>
-        <w:rPr>
-          <w:sz w:val="24"/>
-          <w:szCs w:val="24"/>
-        </w:rPr>
-        <w:t xml:space="preserve">1.2  </w:t>
-      </w:r>
-      <w:r>
-        <w:rPr>
-          <w:sz w:val="24"/>
-          <w:szCs w:val="24"/>
-        </w:rPr>
-        <w:t>Contrôle</w:t>
-      </w:r>
-      <w:r>
-        <w:rPr>
-          <w:sz w:val="24"/>
-          <w:szCs w:val="24"/>
-        </w:rPr>
-        <w:t xml:space="preserve"> du document</w:t>
-      </w:r>
-    </w:p>
-    <w:p xmlns:wp14="http://schemas.microsoft.com/office/word/2010/wordml" wp14:textId="77777777">
-      <w:pPr>
-        <w:spacing w:before="30" w:after="30"/>
-        <w:ind w:left="454"/>
-        <w:tabs>
-          <w:tab w:val="right" w:leader="dot" w:pos="9865"/>
-        </w:tabs>
-        <w:rPr>
-          <w:sz w:val="24"/>
-          <w:szCs w:val="24"/>
-        </w:rPr>
-      </w:pPr>
-      <w:r>
-        <w:rPr>
-          <w:sz w:val="24"/>
-          <w:szCs w:val="24"/>
-        </w:rPr>
-        <w:t xml:space="preserve">1.3  </w:t>
-      </w:r>
-      <w:r>
-        <w:rPr>
-          <w:sz w:val="24"/>
-          <w:szCs w:val="24"/>
-        </w:rPr>
-        <w:t>Contrôle</w:t>
-      </w:r>
-      <w:r>
-        <w:rPr>
-          <w:sz w:val="24"/>
-          <w:szCs w:val="24"/>
-        </w:rPr>
-        <w:t xml:space="preserve"> de </w:t>
-      </w:r>
-      <w:r>
-        <w:rPr>
-          <w:sz w:val="24"/>
-          <w:szCs w:val="24"/>
-        </w:rPr>
-        <w:t>révision</w:t>
-      </w:r>
-    </w:p>
-    <w:p xmlns:wp14="http://schemas.microsoft.com/office/word/2010/wordml" wp14:textId="77777777">
-      <w:pPr>
-        <w:spacing w:before="30" w:after="30"/>
-        <w:ind w:left="454"/>
-        <w:tabs>
-          <w:tab w:val="right" w:leader="dot" w:pos="9865"/>
-        </w:tabs>
-        <w:rPr>
-          <w:sz w:val="24"/>
-          <w:szCs w:val="24"/>
-        </w:rPr>
-      </w:pPr>
-      <w:r>
-        <w:rPr>
-          <w:sz w:val="24"/>
-          <w:szCs w:val="24"/>
-        </w:rPr>
-        <w:t>1.4  Diffusion</w:t>
-      </w:r>
-    </w:p>
-    <w:p xmlns:wp14="http://schemas.microsoft.com/office/word/2010/wordml" wp14:textId="77777777">
-      <w:pPr>
-        <w:spacing w:before="30" w:after="30"/>
-        <w:ind w:left="454"/>
-        <w:tabs>
-          <w:tab w:val="right" w:leader="dot" w:pos="9865"/>
-        </w:tabs>
-        <w:rPr>
-          <w:sz w:val="24"/>
-          <w:szCs w:val="24"/>
-        </w:rPr>
-      </w:pPr>
-      <w:r>
-        <w:rPr>
-          <w:sz w:val="24"/>
-          <w:szCs w:val="24"/>
-        </w:rPr>
-        <w:t>1.5  Approbations</w:t>
-      </w:r>
-    </w:p>
-    <w:p xmlns:wp14="http://schemas.microsoft.com/office/word/2010/wordml" wp14:textId="77777777">
-      <w:pPr>
-        <w:spacing w:before="30" w:after="30"/>
-        <w:ind w:left="0"/>
-        <w:tabs>
-          <w:tab w:val="right" w:leader="dot" w:pos="10319"/>
-        </w:tabs>
-        <w:rPr>
-          <w:sz w:val="24"/>
-          <w:szCs w:val="24"/>
-        </w:rPr>
-      </w:pPr>
-      <w:r>
-        <w:rPr>
-          <w:sz w:val="24"/>
-          <w:szCs w:val="24"/>
-        </w:rPr>
-        <w:t xml:space="preserve">2.  Aperçu du </w:t>
-      </w:r>
-      <w:r>
-        <w:rPr>
-          <w:sz w:val="24"/>
-          <w:szCs w:val="24"/>
-        </w:rPr>
-        <w:t>projet</w:t>
-      </w:r>
-    </w:p>
-    <w:p xmlns:wp14="http://schemas.microsoft.com/office/word/2010/wordml" wp14:textId="77777777">
-      <w:pPr>
-        <w:spacing w:before="30" w:after="30"/>
-        <w:ind w:left="0"/>
-        <w:tabs>
-          <w:tab w:val="right" w:leader="dot" w:pos="10319"/>
-        </w:tabs>
-        <w:rPr>
-          <w:sz w:val="24"/>
-          <w:szCs w:val="24"/>
-        </w:rPr>
-      </w:pPr>
-      <w:r>
-        <w:rPr>
-          <w:sz w:val="24"/>
-          <w:szCs w:val="24"/>
-        </w:rPr>
-        <w:t>3.  Objectif</w:t>
-      </w:r>
-    </w:p>
-    <w:p xmlns:wp14="http://schemas.microsoft.com/office/word/2010/wordml" wp14:textId="77777777">
-      <w:pPr>
-        <w:spacing w:before="30" w:after="30"/>
-        <w:ind w:left="0"/>
-        <w:tabs>
-          <w:tab w:val="right" w:leader="dot" w:pos="10319"/>
-        </w:tabs>
-        <w:rPr>
-          <w:sz w:val="24"/>
-          <w:szCs w:val="24"/>
-        </w:rPr>
-      </w:pPr>
-      <w:r>
-        <w:rPr>
-          <w:sz w:val="24"/>
-          <w:szCs w:val="24"/>
-        </w:rPr>
-        <w:t xml:space="preserve">4.  </w:t>
-      </w:r>
-      <w:r>
-        <w:rPr>
-          <w:sz w:val="24"/>
-          <w:szCs w:val="24"/>
-        </w:rPr>
-        <w:t>Méthodologie</w:t>
-      </w:r>
-    </w:p>
-    <w:p xmlns:wp14="http://schemas.microsoft.com/office/word/2010/wordml" wp14:textId="77777777">
-      <w:pPr>
-        <w:spacing w:before="30" w:after="30"/>
-        <w:ind w:left="0"/>
-        <w:tabs>
-          <w:tab w:val="right" w:leader="dot" w:pos="10319"/>
-        </w:tabs>
-        <w:rPr>
-          <w:sz w:val="24"/>
-          <w:szCs w:val="24"/>
-        </w:rPr>
-      </w:pPr>
-      <w:r>
-        <w:rPr>
-          <w:sz w:val="24"/>
-          <w:szCs w:val="24"/>
-        </w:rPr>
-        <w:t xml:space="preserve">5.  Document et </w:t>
-      </w:r>
-      <w:r>
-        <w:rPr>
-          <w:sz w:val="24"/>
-          <w:szCs w:val="24"/>
-        </w:rPr>
-        <w:t>références</w:t>
-      </w:r>
-    </w:p>
-    <w:p xmlns:wp14="http://schemas.microsoft.com/office/word/2010/wordml" wp14:textId="77777777">
-      <w:pPr>
-        <w:spacing w:before="30" w:after="30"/>
-        <w:ind w:left="454"/>
-        <w:tabs>
-          <w:tab w:val="right" w:leader="dot" w:pos="9865"/>
-        </w:tabs>
-        <w:rPr>
-          <w:sz w:val="24"/>
-          <w:szCs w:val="24"/>
-        </w:rPr>
-      </w:pPr>
-      <w:r>
-        <w:rPr>
-          <w:sz w:val="24"/>
-          <w:szCs w:val="24"/>
-        </w:rPr>
-        <w:t>5.1  Documents</w:t>
-      </w:r>
-      <w:r>
-        <w:rPr>
-          <w:sz w:val="24"/>
-          <w:szCs w:val="24"/>
-        </w:rPr>
-        <w:t xml:space="preserve"> de </w:t>
-      </w:r>
-      <w:r>
-        <w:rPr>
-          <w:sz w:val="24"/>
-          <w:szCs w:val="24"/>
-        </w:rPr>
-        <w:t>référence</w:t>
-      </w:r>
-      <w:r>
-        <w:rPr>
-          <w:sz w:val="24"/>
-          <w:szCs w:val="24"/>
-        </w:rPr>
-        <w:t xml:space="preserve"> et liens</w:t>
-      </w:r>
-    </w:p>
-    <w:p xmlns:wp14="http://schemas.microsoft.com/office/word/2010/wordml" wp14:textId="77777777">
-      <w:pPr>
-        <w:spacing w:before="30" w:after="30"/>
-        <w:ind w:left="454"/>
-        <w:tabs>
-          <w:tab w:val="right" w:leader="dot" w:pos="9865"/>
-        </w:tabs>
-        <w:rPr>
-          <w:sz w:val="24"/>
-          <w:szCs w:val="24"/>
-        </w:rPr>
-      </w:pPr>
-      <w:r>
-        <w:rPr>
-          <w:sz w:val="24"/>
-          <w:szCs w:val="24"/>
-        </w:rPr>
-        <w:t xml:space="preserve">5.2  </w:t>
-      </w:r>
-      <w:r>
-        <w:rPr>
-          <w:sz w:val="24"/>
-          <w:szCs w:val="24"/>
-        </w:rPr>
-        <w:t>Glossaire</w:t>
-      </w:r>
-      <w:r>
-        <w:rPr>
-          <w:sz w:val="24"/>
-          <w:szCs w:val="24"/>
-        </w:rPr>
-        <w:t xml:space="preserve"> et </w:t>
-      </w:r>
-      <w:r>
-        <w:rPr>
-          <w:sz w:val="24"/>
-          <w:szCs w:val="24"/>
-        </w:rPr>
-        <w:t>abréviations</w:t>
-      </w:r>
-    </w:p>
-    <w:p xmlns:wp14="http://schemas.microsoft.com/office/word/2010/wordml" wp14:textId="77777777">
-      <w:pPr>
-        <w:spacing w:before="30" w:after="30"/>
-        <w:ind w:left="0"/>
-        <w:tabs>
-          <w:tab w:val="right" w:leader="dot" w:pos="10319"/>
-        </w:tabs>
-        <w:rPr>
-          <w:sz w:val="24"/>
-          <w:szCs w:val="24"/>
-        </w:rPr>
-      </w:pPr>
-      <w:r>
-        <w:rPr>
-          <w:sz w:val="24"/>
-          <w:szCs w:val="24"/>
-        </w:rPr>
-        <w:t xml:space="preserve">6.  </w:t>
-      </w:r>
-      <w:r>
-        <w:rPr>
-          <w:sz w:val="24"/>
-          <w:szCs w:val="24"/>
-        </w:rPr>
-        <w:t>Périmètre</w:t>
-      </w:r>
-      <w:r>
-        <w:rPr>
-          <w:sz w:val="24"/>
-          <w:szCs w:val="24"/>
-        </w:rPr>
-        <w:t xml:space="preserve"> </w:t>
-      </w:r>
-      <w:r>
-        <w:rPr>
-          <w:sz w:val="24"/>
-          <w:szCs w:val="24"/>
-        </w:rPr>
-        <w:t>fonctionnel</w:t>
-      </w:r>
-    </w:p>
-    <w:p xmlns:wp14="http://schemas.microsoft.com/office/word/2010/wordml" wp14:textId="77777777">
-      <w:pPr>
-        <w:spacing w:before="20" w:after="20"/>
-        <w:ind w:left="0"/>
-        <w:rPr>
-          <w:color w:val="auto"/>
-          <w:sz w:val="24"/>
-          <w:szCs w:val="24"/>
-        </w:rPr>
-      </w:pPr>
-      <w:r>
-        <w:rPr>
-          <w:color w:val="auto"/>
-          <w:sz w:val="24"/>
-          <w:szCs w:val="24"/>
-        </w:rPr>
-        <w:t>{#epics}</w:t>
-      </w:r>
-    </w:p>
-    <w:p xmlns:wp14="http://schemas.microsoft.com/office/word/2010/wordml" wp14:textId="1EB0D5F9">
+    <w:sdt>
+      <w:sdtPr>
+        <w:id w:val="373541600"/>
+        <w:docPartObj>
+          <w:docPartGallery w:val="Table of Contents"/>
+          <w:docPartUnique/>
+        </w:docPartObj>
+      </w:sdtPr>
+      <w:sdtContent>
+        <w:p>
+          <w:pPr>
+            <w:pStyle w:val="TOC1"/>
+            <w:tabs>
+              <w:tab w:val="right" w:leader="dot" w:pos="10305"/>
+            </w:tabs>
+            <w:bidi w:val="0"/>
+            <w:rPr>
+              <w:rStyle w:val="Hyperlink"/>
+            </w:rPr>
+          </w:pPr>
+          <w:r>
+            <w:fldChar w:fldCharType="begin"/>
+          </w:r>
+          <w:r>
+            <w:instrText xml:space="preserve">TOC \o \z \u \h</w:instrText>
+          </w:r>
+          <w:r>
+            <w:fldChar w:fldCharType="separate"/>
+          </w:r>
+          <w:hyperlink w:anchor="_Toc409430442">
+            <w:r>
+              <w:rPr>
+                <w:rStyle w:val="Hyperlink"/>
+              </w:rPr>
+              <w:t>1. Propriété et contrôle du document</w:t>
+            </w:r>
+            <w:r>
+              <w:tab/>
+            </w:r>
+            <w:r>
+              <w:fldChar w:fldCharType="begin"/>
+            </w:r>
+            <w:r>
+              <w:instrText xml:space="preserve">PAGEREF _Toc409430442 \h</w:instrText>
+            </w:r>
+            <w:r>
+              <w:fldChar w:fldCharType="separate"/>
+            </w:r>
+            <w:r>
+              <w:rPr>
+                <w:rStyle w:val="Hyperlink"/>
+              </w:rPr>
+              <w:t>2</w:t>
+            </w:r>
+            <w:r>
+              <w:fldChar w:fldCharType="end"/>
+            </w:r>
+          </w:hyperlink>
+        </w:p>
+        <w:p>
+          <w:pPr>
+            <w:pStyle w:val="TOC2"/>
+            <w:tabs>
+              <w:tab w:val="right" w:leader="dot" w:pos="10305"/>
+            </w:tabs>
+            <w:bidi w:val="0"/>
+            <w:rPr>
+              <w:rStyle w:val="Hyperlink"/>
+            </w:rPr>
+          </w:pPr>
+          <w:hyperlink w:anchor="_Toc982873990">
+            <w:r>
+              <w:rPr>
+                <w:rStyle w:val="Hyperlink"/>
+              </w:rPr>
+              <w:t>1.1 Propriété</w:t>
+            </w:r>
+            <w:r>
+              <w:tab/>
+            </w:r>
+            <w:r>
+              <w:fldChar w:fldCharType="begin"/>
+            </w:r>
+            <w:r>
+              <w:instrText xml:space="preserve">PAGEREF _Toc982873990 \h</w:instrText>
+            </w:r>
+            <w:r>
+              <w:fldChar w:fldCharType="separate"/>
+            </w:r>
+            <w:r>
+              <w:rPr>
+                <w:rStyle w:val="Hyperlink"/>
+              </w:rPr>
+              <w:t>3</w:t>
+            </w:r>
+            <w:r>
+              <w:fldChar w:fldCharType="end"/>
+            </w:r>
+          </w:hyperlink>
+        </w:p>
+        <w:p>
+          <w:pPr>
+            <w:pStyle w:val="TOC2"/>
+            <w:tabs>
+              <w:tab w:val="right" w:leader="dot" w:pos="10305"/>
+            </w:tabs>
+            <w:bidi w:val="0"/>
+            <w:rPr>
+              <w:rStyle w:val="Hyperlink"/>
+            </w:rPr>
+          </w:pPr>
+          <w:hyperlink w:anchor="_Toc488148329">
+            <w:r>
+              <w:rPr>
+                <w:rStyle w:val="Hyperlink"/>
+              </w:rPr>
+              <w:t>1.2 Contrôle du document</w:t>
+            </w:r>
+            <w:r>
+              <w:tab/>
+            </w:r>
+            <w:r>
+              <w:fldChar w:fldCharType="begin"/>
+            </w:r>
+            <w:r>
+              <w:instrText xml:space="preserve">PAGEREF _Toc488148329 \h</w:instrText>
+            </w:r>
+            <w:r>
+              <w:fldChar w:fldCharType="separate"/>
+            </w:r>
+            <w:r>
+              <w:rPr>
+                <w:rStyle w:val="Hyperlink"/>
+              </w:rPr>
+              <w:t>3</w:t>
+            </w:r>
+            <w:r>
+              <w:fldChar w:fldCharType="end"/>
+            </w:r>
+          </w:hyperlink>
+        </w:p>
+        <w:p>
+          <w:pPr>
+            <w:pStyle w:val="TOC2"/>
+            <w:tabs>
+              <w:tab w:val="right" w:leader="dot" w:pos="10305"/>
+            </w:tabs>
+            <w:bidi w:val="0"/>
+            <w:rPr>
+              <w:rStyle w:val="Hyperlink"/>
+            </w:rPr>
+          </w:pPr>
+          <w:hyperlink w:anchor="_Toc1396248425">
+            <w:r>
+              <w:rPr>
+                <w:rStyle w:val="Hyperlink"/>
+              </w:rPr>
+              <w:t>1.3 Contrôle de révision</w:t>
+            </w:r>
+            <w:r>
+              <w:tab/>
+            </w:r>
+            <w:r>
+              <w:fldChar w:fldCharType="begin"/>
+            </w:r>
+            <w:r>
+              <w:instrText xml:space="preserve">PAGEREF _Toc1396248425 \h</w:instrText>
+            </w:r>
+            <w:r>
+              <w:fldChar w:fldCharType="separate"/>
+            </w:r>
+            <w:r>
+              <w:rPr>
+                <w:rStyle w:val="Hyperlink"/>
+              </w:rPr>
+              <w:t>3</w:t>
+            </w:r>
+            <w:r>
+              <w:fldChar w:fldCharType="end"/>
+            </w:r>
+          </w:hyperlink>
+        </w:p>
+        <w:p>
+          <w:pPr>
+            <w:pStyle w:val="TOC2"/>
+            <w:tabs>
+              <w:tab w:val="right" w:leader="dot" w:pos="10305"/>
+            </w:tabs>
+            <w:bidi w:val="0"/>
+            <w:rPr>
+              <w:rStyle w:val="Hyperlink"/>
+            </w:rPr>
+          </w:pPr>
+          <w:hyperlink w:anchor="_Toc269237116">
+            <w:r>
+              <w:rPr>
+                <w:rStyle w:val="Hyperlink"/>
+              </w:rPr>
+              <w:t>1.4 Diffusion</w:t>
+            </w:r>
+            <w:r>
+              <w:tab/>
+            </w:r>
+            <w:r>
+              <w:fldChar w:fldCharType="begin"/>
+            </w:r>
+            <w:r>
+              <w:instrText xml:space="preserve">PAGEREF _Toc269237116 \h</w:instrText>
+            </w:r>
+            <w:r>
+              <w:fldChar w:fldCharType="separate"/>
+            </w:r>
+            <w:r>
+              <w:rPr>
+                <w:rStyle w:val="Hyperlink"/>
+              </w:rPr>
+              <w:t>3</w:t>
+            </w:r>
+            <w:r>
+              <w:fldChar w:fldCharType="end"/>
+            </w:r>
+          </w:hyperlink>
+        </w:p>
+        <w:p>
+          <w:pPr>
+            <w:pStyle w:val="TOC2"/>
+            <w:tabs>
+              <w:tab w:val="right" w:leader="dot" w:pos="10305"/>
+            </w:tabs>
+            <w:bidi w:val="0"/>
+            <w:rPr>
+              <w:rStyle w:val="Hyperlink"/>
+            </w:rPr>
+          </w:pPr>
+          <w:hyperlink w:anchor="_Toc1920326055">
+            <w:r>
+              <w:rPr>
+                <w:rStyle w:val="Hyperlink"/>
+              </w:rPr>
+              <w:t>1.5 Approbations</w:t>
+            </w:r>
+            <w:r>
+              <w:tab/>
+            </w:r>
+            <w:r>
+              <w:fldChar w:fldCharType="begin"/>
+            </w:r>
+            <w:r>
+              <w:instrText xml:space="preserve">PAGEREF _Toc1920326055 \h</w:instrText>
+            </w:r>
+            <w:r>
+              <w:fldChar w:fldCharType="separate"/>
+            </w:r>
+            <w:r>
+              <w:rPr>
+                <w:rStyle w:val="Hyperlink"/>
+              </w:rPr>
+              <w:t>3</w:t>
+            </w:r>
+            <w:r>
+              <w:fldChar w:fldCharType="end"/>
+            </w:r>
+          </w:hyperlink>
+        </w:p>
+        <w:p>
+          <w:pPr>
+            <w:pStyle w:val="TOC1"/>
+            <w:tabs>
+              <w:tab w:val="right" w:leader="dot" w:pos="10305"/>
+            </w:tabs>
+            <w:bidi w:val="0"/>
+            <w:rPr>
+              <w:rStyle w:val="Hyperlink"/>
+            </w:rPr>
+          </w:pPr>
+          <w:hyperlink w:anchor="_Toc2047553528">
+            <w:r>
+              <w:rPr>
+                <w:rStyle w:val="Hyperlink"/>
+              </w:rPr>
+              <w:t>2. Aperçu du projet</w:t>
+            </w:r>
+            <w:r>
+              <w:tab/>
+            </w:r>
+            <w:r>
+              <w:fldChar w:fldCharType="begin"/>
+            </w:r>
+            <w:r>
+              <w:instrText xml:space="preserve">PAGEREF _Toc2047553528 \h</w:instrText>
+            </w:r>
+            <w:r>
+              <w:fldChar w:fldCharType="separate"/>
+            </w:r>
+            <w:r>
+              <w:rPr>
+                <w:rStyle w:val="Hyperlink"/>
+              </w:rPr>
+              <w:t>3</w:t>
+            </w:r>
+            <w:r>
+              <w:fldChar w:fldCharType="end"/>
+            </w:r>
+          </w:hyperlink>
+        </w:p>
+        <w:p>
+          <w:pPr>
+            <w:pStyle w:val="TOC1"/>
+            <w:tabs>
+              <w:tab w:val="right" w:leader="dot" w:pos="10305"/>
+            </w:tabs>
+            <w:bidi w:val="0"/>
+            <w:rPr>
+              <w:rStyle w:val="Hyperlink"/>
+            </w:rPr>
+          </w:pPr>
+          <w:hyperlink w:anchor="_Toc1914629291">
+            <w:r>
+              <w:rPr>
+                <w:rStyle w:val="Hyperlink"/>
+              </w:rPr>
+              <w:t>3. Objectif</w:t>
+            </w:r>
+            <w:r>
+              <w:tab/>
+            </w:r>
+            <w:r>
+              <w:fldChar w:fldCharType="begin"/>
+            </w:r>
+            <w:r>
+              <w:instrText xml:space="preserve">PAGEREF _Toc1914629291 \h</w:instrText>
+            </w:r>
+            <w:r>
+              <w:fldChar w:fldCharType="separate"/>
+            </w:r>
+            <w:r>
+              <w:rPr>
+                <w:rStyle w:val="Hyperlink"/>
+              </w:rPr>
+              <w:t>3</w:t>
+            </w:r>
+            <w:r>
+              <w:fldChar w:fldCharType="end"/>
+            </w:r>
+          </w:hyperlink>
+        </w:p>
+        <w:p>
+          <w:pPr>
+            <w:pStyle w:val="TOC1"/>
+            <w:tabs>
+              <w:tab w:val="right" w:leader="dot" w:pos="10305"/>
+            </w:tabs>
+            <w:bidi w:val="0"/>
+            <w:rPr>
+              <w:rStyle w:val="Hyperlink"/>
+            </w:rPr>
+          </w:pPr>
+          <w:hyperlink w:anchor="_Toc1861602457">
+            <w:r>
+              <w:rPr>
+                <w:rStyle w:val="Hyperlink"/>
+              </w:rPr>
+              <w:t>4. Méthodologie</w:t>
+            </w:r>
+            <w:r>
+              <w:tab/>
+            </w:r>
+            <w:r>
+              <w:fldChar w:fldCharType="begin"/>
+            </w:r>
+            <w:r>
+              <w:instrText xml:space="preserve">PAGEREF _Toc1861602457 \h</w:instrText>
+            </w:r>
+            <w:r>
+              <w:fldChar w:fldCharType="separate"/>
+            </w:r>
+            <w:r>
+              <w:rPr>
+                <w:rStyle w:val="Hyperlink"/>
+              </w:rPr>
+              <w:t>3</w:t>
+            </w:r>
+            <w:r>
+              <w:fldChar w:fldCharType="end"/>
+            </w:r>
+          </w:hyperlink>
+        </w:p>
+        <w:p>
+          <w:pPr>
+            <w:pStyle w:val="TOC1"/>
+            <w:tabs>
+              <w:tab w:val="right" w:leader="dot" w:pos="10305"/>
+            </w:tabs>
+            <w:bidi w:val="0"/>
+            <w:rPr>
+              <w:rStyle w:val="Hyperlink"/>
+            </w:rPr>
+          </w:pPr>
+          <w:hyperlink w:anchor="_Toc1594995870">
+            <w:r>
+              <w:rPr>
+                <w:rStyle w:val="Hyperlink"/>
+              </w:rPr>
+              <w:t>5. Document et références</w:t>
+            </w:r>
+            <w:r>
+              <w:tab/>
+            </w:r>
+            <w:r>
+              <w:fldChar w:fldCharType="begin"/>
+            </w:r>
+            <w:r>
+              <w:instrText xml:space="preserve">PAGEREF _Toc1594995870 \h</w:instrText>
+            </w:r>
+            <w:r>
+              <w:fldChar w:fldCharType="separate"/>
+            </w:r>
+            <w:r>
+              <w:rPr>
+                <w:rStyle w:val="Hyperlink"/>
+              </w:rPr>
+              <w:t>3</w:t>
+            </w:r>
+            <w:r>
+              <w:fldChar w:fldCharType="end"/>
+            </w:r>
+          </w:hyperlink>
+        </w:p>
+        <w:p>
+          <w:pPr>
+            <w:pStyle w:val="TOC2"/>
+            <w:tabs>
+              <w:tab w:val="right" w:leader="dot" w:pos="10305"/>
+            </w:tabs>
+            <w:bidi w:val="0"/>
+            <w:rPr>
+              <w:rStyle w:val="Hyperlink"/>
+            </w:rPr>
+          </w:pPr>
+          <w:hyperlink w:anchor="_Toc569423922">
+            <w:r>
+              <w:rPr>
+                <w:rStyle w:val="Hyperlink"/>
+              </w:rPr>
+              <w:t>5.1 Documents de référence et liens</w:t>
+            </w:r>
+            <w:r>
+              <w:tab/>
+            </w:r>
+            <w:r>
+              <w:fldChar w:fldCharType="begin"/>
+            </w:r>
+            <w:r>
+              <w:instrText xml:space="preserve">PAGEREF _Toc569423922 \h</w:instrText>
+            </w:r>
+            <w:r>
+              <w:fldChar w:fldCharType="separate"/>
+            </w:r>
+            <w:r>
+              <w:rPr>
+                <w:rStyle w:val="Hyperlink"/>
+              </w:rPr>
+              <w:t>4</w:t>
+            </w:r>
+            <w:r>
+              <w:fldChar w:fldCharType="end"/>
+            </w:r>
+          </w:hyperlink>
+        </w:p>
+        <w:p>
+          <w:pPr>
+            <w:pStyle w:val="TOC2"/>
+            <w:tabs>
+              <w:tab w:val="right" w:leader="dot" w:pos="10305"/>
+            </w:tabs>
+            <w:bidi w:val="0"/>
+            <w:rPr>
+              <w:rStyle w:val="Hyperlink"/>
+            </w:rPr>
+          </w:pPr>
+          <w:hyperlink w:anchor="_Toc537832445">
+            <w:r>
+              <w:rPr>
+                <w:rStyle w:val="Hyperlink"/>
+              </w:rPr>
+              <w:t>5.2 Glossaire et abréviations</w:t>
+            </w:r>
+            <w:r>
+              <w:tab/>
+            </w:r>
+            <w:r>
+              <w:fldChar w:fldCharType="begin"/>
+            </w:r>
+            <w:r>
+              <w:instrText xml:space="preserve">PAGEREF _Toc537832445 \h</w:instrText>
+            </w:r>
+            <w:r>
+              <w:fldChar w:fldCharType="separate"/>
+            </w:r>
+            <w:r>
+              <w:rPr>
+                <w:rStyle w:val="Hyperlink"/>
+              </w:rPr>
+              <w:t>4</w:t>
+            </w:r>
+            <w:r>
+              <w:fldChar w:fldCharType="end"/>
+            </w:r>
+          </w:hyperlink>
+        </w:p>
+        <w:p>
+          <w:pPr>
+            <w:pStyle w:val="TOC1"/>
+            <w:tabs>
+              <w:tab w:val="right" w:leader="dot" w:pos="10305"/>
+            </w:tabs>
+            <w:bidi w:val="0"/>
+            <w:rPr>
+              <w:rStyle w:val="Hyperlink"/>
+            </w:rPr>
+          </w:pPr>
+          <w:hyperlink w:anchor="_Toc1938345053">
+            <w:r>
+              <w:rPr>
+                <w:rStyle w:val="Hyperlink"/>
+              </w:rPr>
+              <w:t>6. Périmètre fonctionnel</w:t>
+            </w:r>
+            <w:r>
+              <w:tab/>
+            </w:r>
+            <w:r>
+              <w:fldChar w:fldCharType="begin"/>
+            </w:r>
+            <w:r>
+              <w:instrText xml:space="preserve">PAGEREF _Toc1938345053 \h</w:instrText>
+            </w:r>
+            <w:r>
+              <w:fldChar w:fldCharType="separate"/>
+            </w:r>
+            <w:r>
+              <w:rPr>
+                <w:rStyle w:val="Hyperlink"/>
+              </w:rPr>
+              <w:t>4</w:t>
+            </w:r>
+            <w:r>
+              <w:fldChar w:fldCharType="end"/>
+            </w:r>
+          </w:hyperlink>
+        </w:p>
+        <w:p>
+          <w:pPr>
+            <w:pStyle w:val="TOC1"/>
+            <w:tabs>
+              <w:tab w:val="right" w:leader="dot" w:pos="10305"/>
+            </w:tabs>
+            <w:bidi w:val="0"/>
+            <w:rPr>
+              <w:rStyle w:val="Hyperlink"/>
+            </w:rPr>
+          </w:pPr>
+          <w:hyperlink w:anchor="_Toc1770348432">
+            <w:r>
+              <w:rPr>
+                <w:rStyle w:val="Hyperlink"/>
+              </w:rPr>
+              <w:t>6.{epicNumber} EPIC:  {title}</w:t>
+            </w:r>
+            <w:r>
+              <w:tab/>
+            </w:r>
+            <w:r>
+              <w:fldChar w:fldCharType="begin"/>
+            </w:r>
+            <w:r>
+              <w:instrText xml:space="preserve">PAGEREF _Toc1770348432 \h</w:instrText>
+            </w:r>
+            <w:r>
+              <w:fldChar w:fldCharType="separate"/>
+            </w:r>
+            <w:r>
+              <w:rPr>
+                <w:rStyle w:val="Hyperlink"/>
+              </w:rPr>
+              <w:t>4</w:t>
+            </w:r>
+            <w:r>
+              <w:fldChar w:fldCharType="end"/>
+            </w:r>
+          </w:hyperlink>
+        </w:p>
+        <w:p>
+          <w:pPr>
+            <w:pStyle w:val="TOC2"/>
+            <w:tabs>
+              <w:tab w:val="right" w:leader="dot" w:pos="10305"/>
+            </w:tabs>
+            <w:bidi w:val="0"/>
+            <w:rPr>
+              <w:rStyle w:val="Hyperlink"/>
+            </w:rPr>
+          </w:pPr>
+          <w:hyperlink w:anchor="_Toc1241280663">
+            <w:r>
+              <w:rPr>
+                <w:rStyle w:val="Hyperlink"/>
+              </w:rPr>
+              <w:t>6.{featureNumber} FEATURE:  {title}</w:t>
+            </w:r>
+            <w:r>
+              <w:tab/>
+            </w:r>
+            <w:r>
+              <w:fldChar w:fldCharType="begin"/>
+            </w:r>
+            <w:r>
+              <w:instrText xml:space="preserve">PAGEREF _Toc1241280663 \h</w:instrText>
+            </w:r>
+            <w:r>
+              <w:fldChar w:fldCharType="separate"/>
+            </w:r>
+            <w:r>
+              <w:rPr>
+                <w:rStyle w:val="Hyperlink"/>
+              </w:rPr>
+              <w:t>4</w:t>
+            </w:r>
+            <w:r>
+              <w:fldChar w:fldCharType="end"/>
+            </w:r>
+          </w:hyperlink>
+        </w:p>
+        <w:p>
+          <w:pPr>
+            <w:pStyle w:val="TOC3"/>
+            <w:tabs>
+              <w:tab w:val="right" w:leader="dot" w:pos="10305"/>
+            </w:tabs>
+            <w:bidi w:val="0"/>
+            <w:rPr>
+              <w:rStyle w:val="Hyperlink"/>
+            </w:rPr>
+          </w:pPr>
+          <w:hyperlink w:anchor="_Toc1899799437">
+            <w:r>
+              <w:rPr>
+                <w:rStyle w:val="Hyperlink"/>
+              </w:rPr>
+              <w:t>6.{storyNumber}  {title}</w:t>
+            </w:r>
+            <w:r>
+              <w:tab/>
+            </w:r>
+            <w:r>
+              <w:fldChar w:fldCharType="begin"/>
+            </w:r>
+            <w:r>
+              <w:instrText xml:space="preserve">PAGEREF _Toc1899799437 \h</w:instrText>
+            </w:r>
+            <w:r>
+              <w:fldChar w:fldCharType="separate"/>
+            </w:r>
+            <w:r>
+              <w:rPr>
+                <w:rStyle w:val="Hyperlink"/>
+              </w:rPr>
+              <w:t>4</w:t>
+            </w:r>
+            <w:r>
+              <w:fldChar w:fldCharType="end"/>
+            </w:r>
+          </w:hyperlink>
+        </w:p>
+        <w:p>
+          <w:r>
+            <w:fldChar w:fldCharType="end"/>
+          </w:r>
+        </w:p>
+      </w:sdtContent>
+    </w:sdt>
+    <w:p>
       <w:pPr>
         <w:pStyle w:val="Normal"/>
-        <w:rPr>
-          <w:color w:val="auto"/>
-          <w:sz w:val="24"/>
-          <w:szCs w:val="24"/>
-        </w:rPr>
       </w:pPr>
-      <w:r>
-        <w:rPr/>
-        <w:t>6.{</w:t>
-      </w:r>
-      <w:r>
-        <w:rPr/>
-        <w:t>epicNum</w:t>
-      </w:r>
-      <w:r>
-        <w:rPr/>
-        <w:t>ber</w:t>
-      </w:r>
-      <w:r>
-        <w:rPr/>
-        <w:t>}  {title}</w:t>
-      </w:r>
-    </w:p>
-    <w:p xmlns:wp14="http://schemas.microsoft.com/office/word/2010/wordml" wp14:textId="77777777">
-      <w:pPr>
-        <w:pStyle w:val="Normal"/>
-        <w:rPr>
-          <w:color w:val="auto"/>
-          <w:sz w:val="24"/>
-          <w:szCs w:val="24"/>
-        </w:rPr>
-      </w:pPr>
-      <w:r>
-        <w:rPr/>
-        <w:t>{#features}</w:t>
-      </w:r>
-    </w:p>
-    <w:p xmlns:wp14="http://schemas.microsoft.com/office/word/2010/wordml" wp14:textId="05652067">
-      <w:pPr>
-        <w:pStyle w:val="Normal"/>
-        <w:rPr>
-          <w:color w:val="auto"/>
-          <w:sz w:val="24"/>
-          <w:szCs w:val="24"/>
-        </w:rPr>
-      </w:pPr>
-      <w:r>
-        <w:rPr/>
-        <w:t>6</w:t>
-      </w:r>
-      <w:r>
-        <w:rPr/>
-        <w:t>.{</w:t>
-      </w:r>
-      <w:r>
-        <w:rPr/>
-        <w:t>featureNum</w:t>
-      </w:r>
-      <w:r>
-        <w:rPr/>
-        <w:t>ber</w:t>
-      </w:r>
-      <w:r>
-        <w:rPr/>
-        <w:t>}  {title}</w:t>
-      </w:r>
-    </w:p>
-    <w:p xmlns:wp14="http://schemas.microsoft.com/office/word/2010/wordml" wp14:textId="77777777">
-      <w:pPr>
-        <w:pStyle w:val="Normal"/>
-        <w:rPr>
-          <w:color w:val="auto"/>
-          <w:sz w:val="24"/>
-          <w:szCs w:val="24"/>
-        </w:rPr>
-      </w:pPr>
-      <w:r>
-        <w:rPr/>
-        <w:t>{#userStories}</w:t>
-      </w:r>
-    </w:p>
-    <w:p xmlns:wp14="http://schemas.microsoft.com/office/word/2010/wordml" wp14:textId="15AF1A8C">
-      <w:pPr>
-        <w:pStyle w:val="Normal"/>
-        <w:rPr>
-          <w:color w:val="auto"/>
-          <w:sz w:val="24"/>
-          <w:szCs w:val="24"/>
-        </w:rPr>
-      </w:pPr>
-      <w:r>
-        <w:rPr/>
-        <w:t>6</w:t>
-      </w:r>
-      <w:r>
-        <w:rPr/>
-        <w:t>.{</w:t>
-      </w:r>
-      <w:r>
-        <w:rPr/>
-        <w:t>storyNum</w:t>
-      </w:r>
-      <w:r>
-        <w:rPr/>
-        <w:t>ber</w:t>
-      </w:r>
-      <w:r>
-        <w:rPr/>
-        <w:t>}  {title}</w:t>
-      </w:r>
-    </w:p>
-    <w:p xmlns:wp14="http://schemas.microsoft.com/office/word/2010/wordml" wp14:textId="77777777">
-      <w:pPr>
-        <w:pStyle w:val="Normal"/>
-        <w:rPr>
-          <w:color w:val="auto"/>
-          <w:sz w:val="24"/>
-          <w:szCs w:val="24"/>
-        </w:rPr>
-      </w:pPr>
-      <w:r>
-        <w:rPr/>
-        <w:t>{/</w:t>
-      </w:r>
-      <w:r>
-        <w:rPr/>
-        <w:t>userStories</w:t>
-      </w:r>
-      <w:r>
-        <w:rPr/>
-        <w:t>}</w:t>
-      </w:r>
-    </w:p>
-    <w:p xmlns:wp14="http://schemas.microsoft.com/office/word/2010/wordml" wp14:textId="77777777">
-      <w:pPr>
-        <w:pStyle w:val="Normal"/>
-        <w:rPr>
-          <w:color w:val="auto"/>
-          <w:sz w:val="24"/>
-          <w:szCs w:val="24"/>
-        </w:rPr>
-      </w:pPr>
-      <w:r>
-        <w:rPr/>
-        <w:t>{/features}</w:t>
-      </w:r>
-    </w:p>
-    <w:p xmlns:wp14="http://schemas.microsoft.com/office/word/2010/wordml" wp14:textId="77777777">
-      <w:pPr>
-        <w:spacing w:before="20" w:after="20"/>
-        <w:ind w:left="0"/>
-        <w:rPr>
-          <w:color w:val="auto"/>
-          <w:sz w:val="24"/>
-          <w:szCs w:val="24"/>
-        </w:rPr>
-      </w:pPr>
-      <w:r>
-        <w:rPr>
-          <w:color w:val="auto"/>
-          <w:sz w:val="24"/>
-          <w:szCs w:val="24"/>
-        </w:rPr>
-        <w:t>{/epics}</w:t>
-      </w:r>
     </w:p>
     <w:p>
       <w:pPr>
@@ -1328,6 +1412,7 @@
           <w:szCs w:val="40"/>
         </w:rPr>
       </w:pPr>
+      <w:bookmarkStart w:name="_Toc409430442" w:id="273152255"/>
       <w:r>
         <w:rPr/>
         <w:t xml:space="preserve">1. </w:t>
@@ -1348,6 +1433,7 @@
         <w:rPr/>
         <w:t xml:space="preserve"> du document</w:t>
       </w:r>
+      <w:bookmarkEnd w:id="273152255"/>
     </w:p>
     <w:p xmlns:wp14="http://schemas.microsoft.com/office/word/2010/wordml" wp14:textId="77777777">
       <w:pPr>
@@ -1360,6 +1446,7 @@
           <w:szCs w:val="28"/>
         </w:rPr>
       </w:pPr>
+      <w:bookmarkStart w:name="_Toc982873990" w:id="611112188"/>
       <w:r>
         <w:rPr/>
         <w:t xml:space="preserve">1.1 </w:t>
@@ -1368,6 +1455,7 @@
         <w:rPr/>
         <w:t>Propriété</w:t>
       </w:r>
+      <w:bookmarkEnd w:id="611112188"/>
     </w:p>
     <w:p xmlns:wp14="http://schemas.microsoft.com/office/word/2010/wordml" wp14:textId="77777777">
       <w:pPr>
@@ -1466,6 +1554,7 @@
           <w:szCs w:val="28"/>
         </w:rPr>
       </w:pPr>
+      <w:bookmarkStart w:name="_Toc488148329" w:id="587977003"/>
       <w:r>
         <w:rPr/>
         <w:t xml:space="preserve">1.2 </w:t>
@@ -1478,6 +1567,7 @@
         <w:rPr/>
         <w:t xml:space="preserve"> du document</w:t>
       </w:r>
+      <w:bookmarkEnd w:id="587977003"/>
     </w:p>
     <w:tbl>
       <w:tblPr>
@@ -1860,6 +1950,7 @@
           <w:szCs w:val="28"/>
         </w:rPr>
       </w:pPr>
+      <w:bookmarkStart w:name="_Toc1396248425" w:id="552069858"/>
       <w:r>
         <w:rPr/>
         <w:t xml:space="preserve">1.3 </w:t>
@@ -1876,6 +1967,7 @@
         <w:rPr/>
         <w:t>révision</w:t>
       </w:r>
+      <w:bookmarkEnd w:id="552069858"/>
     </w:p>
     <w:tbl>
       <w:tblPr>
@@ -2295,10 +2387,12 @@
           <w:szCs w:val="28"/>
         </w:rPr>
       </w:pPr>
+      <w:bookmarkStart w:name="_Toc269237116" w:id="1846167554"/>
       <w:r>
         <w:rPr/>
         <w:t>1.4 Diffusion</w:t>
       </w:r>
+      <w:bookmarkEnd w:id="1846167554"/>
     </w:p>
     <w:p xmlns:wp14="http://schemas.microsoft.com/office/word/2010/wordml" wp14:textId="77777777">
       <w:pPr>
@@ -2418,10 +2512,12 @@
       <w:pPr>
         <w:pStyle w:val="Heading2"/>
       </w:pPr>
+      <w:bookmarkStart w:name="_Toc1920326055" w:id="388426201"/>
       <w:r>
         <w:rPr/>
         <w:t>1.5 Approbations</w:t>
       </w:r>
+      <w:bookmarkEnd w:id="388426201"/>
     </w:p>
     <w:tbl>
       <w:tblPr>
@@ -2806,6 +2902,7 @@
           <w:szCs w:val="36"/>
         </w:rPr>
       </w:pPr>
+      <w:bookmarkStart w:name="_Toc2047553528" w:id="369171882"/>
       <w:r>
         <w:rPr/>
         <w:t xml:space="preserve">2. Aperçu du </w:t>
@@ -2814,6 +2911,7 @@
         <w:rPr/>
         <w:t>projet</w:t>
       </w:r>
+      <w:bookmarkEnd w:id="369171882"/>
     </w:p>
     <w:p xmlns:wp14="http://schemas.microsoft.com/office/word/2010/wordml" wp14:textId="77777777">
       <w:pPr>
@@ -2922,10 +3020,12 @@
           <w:szCs w:val="36"/>
         </w:rPr>
       </w:pPr>
+      <w:bookmarkStart w:name="_Toc1914629291" w:id="94367080"/>
       <w:r>
         <w:rPr/>
         <w:t>3. Objectif</w:t>
       </w:r>
+      <w:bookmarkEnd w:id="94367080"/>
     </w:p>
     <w:p xmlns:wp14="http://schemas.microsoft.com/office/word/2010/wordml" wp14:textId="07C58DBC">
       <w:pPr>
@@ -2961,6 +3061,7 @@
       <w:pPr>
         <w:pStyle w:val="Heading1"/>
       </w:pPr>
+      <w:bookmarkStart w:name="_Toc1861602457" w:id="526237651"/>
       <w:r>
         <w:rPr/>
         <w:t xml:space="preserve">4. </w:t>
@@ -2969,6 +3070,7 @@
         <w:rPr/>
         <w:t>Méthodologie</w:t>
       </w:r>
+      <w:bookmarkEnd w:id="526237651"/>
     </w:p>
     <w:p xmlns:wp14="http://schemas.microsoft.com/office/word/2010/wordml" wp14:textId="77777777">
       <w:pPr>
@@ -3091,6 +3193,7 @@
           <w:szCs w:val="40"/>
         </w:rPr>
       </w:pPr>
+      <w:bookmarkStart w:name="_Toc1594995870" w:id="1511660109"/>
       <w:r>
         <w:rPr/>
         <w:t xml:space="preserve">5. Document et </w:t>
@@ -3099,6 +3202,7 @@
         <w:rPr/>
         <w:t>références</w:t>
       </w:r>
+      <w:bookmarkEnd w:id="1511660109"/>
     </w:p>
     <w:p xmlns:wp14="http://schemas.microsoft.com/office/word/2010/wordml" wp14:textId="77777777">
       <w:pPr>
@@ -3111,6 +3215,7 @@
           <w:szCs w:val="28"/>
         </w:rPr>
       </w:pPr>
+      <w:bookmarkStart w:name="_Toc569423922" w:id="1069663472"/>
       <w:r>
         <w:rPr/>
         <w:t xml:space="preserve">5.1 Documents de </w:t>
@@ -3123,6 +3228,7 @@
         <w:rPr/>
         <w:t xml:space="preserve"> et liens</w:t>
       </w:r>
+      <w:bookmarkEnd w:id="1069663472"/>
     </w:p>
     <w:p xmlns:wp14="http://schemas.microsoft.com/office/word/2010/wordml" wp14:textId="77777777">
       <w:pPr>
@@ -3549,6 +3655,7 @@
           <w:szCs w:val="28"/>
         </w:rPr>
       </w:pPr>
+      <w:bookmarkStart w:name="_Toc537832445" w:id="1654627323"/>
       <w:r>
         <w:rPr/>
         <w:t xml:space="preserve">5.2 </w:t>
@@ -3565,6 +3672,7 @@
         <w:rPr/>
         <w:t>abréviations</w:t>
       </w:r>
+      <w:bookmarkEnd w:id="1654627323"/>
     </w:p>
     <w:tbl>
       <w:tblPr>
@@ -3809,6 +3917,7 @@
           <w:szCs w:val="40"/>
         </w:rPr>
       </w:pPr>
+      <w:bookmarkStart w:name="_Toc1938345053" w:id="884519304"/>
       <w:r>
         <w:rPr/>
         <w:t xml:space="preserve">6. </w:t>
@@ -3825,6 +3934,7 @@
         <w:rPr/>
         <w:t>fonctionnel</w:t>
       </w:r>
+      <w:bookmarkEnd w:id="884519304"/>
     </w:p>
     <w:p xmlns:wp14="http://schemas.microsoft.com/office/word/2010/wordml" wp14:textId="77777777">
       <w:pPr>
@@ -3860,6 +3970,7 @@
         <w:rPr/>
         <w:t xml:space="preserve"> </w:t>
       </w:r>
+      <w:bookmarkStart w:name="_Toc1770348432" w:id="1767757689"/>
       <w:r>
         <w:rPr/>
         <w:t>6.{</w:t>
@@ -3887,6 +3998,7 @@
         <w:rPr/>
         <w:t xml:space="preserve"> {title}</w:t>
       </w:r>
+      <w:bookmarkEnd w:id="1767757689"/>
     </w:p>
     <w:p xmlns:wp14="http://schemas.microsoft.com/office/word/2010/wordml" wp14:textId="77777777">
       <w:pPr>
@@ -3979,6 +4091,7 @@
         <w:rPr/>
         <w:t xml:space="preserve"> </w:t>
       </w:r>
+      <w:bookmarkStart w:name="_Toc1241280663" w:id="97557182"/>
       <w:r>
         <w:rPr/>
         <w:t>6</w:t>
@@ -4011,6 +4124,7 @@
         <w:rPr/>
         <w:t>{title}</w:t>
       </w:r>
+      <w:bookmarkEnd w:id="97557182"/>
     </w:p>
     <w:p xmlns:wp14="http://schemas.microsoft.com/office/word/2010/wordml" wp14:textId="77777777">
       <w:pPr>
@@ -4099,6 +4213,7 @@
           <w:szCs w:val="28"/>
         </w:rPr>
       </w:pPr>
+      <w:bookmarkStart w:name="_Toc1899799437" w:id="1786464768"/>
       <w:r>
         <w:rPr/>
         <w:t>6</w:t>
@@ -4123,6 +4238,7 @@
         <w:rPr/>
         <w:t xml:space="preserve">  {title}</w:t>
       </w:r>
+      <w:bookmarkEnd w:id="1786464768"/>
     </w:p>
     <w:p>
       <w:pPr>
@@ -17122,6 +17238,52 @@
       </w:tcPr>
     </w:tblStylePr>
   </w:style>
+  <w:style w:type="character" w:styleId="Hyperlink">
+    <w:uiPriority w:val="99"/>
+    <w:name w:val="Hyperlink"/>
+    <w:basedOn w:val="DefaultParagraphFont"/>
+    <w:unhideWhenUsed/>
+    <w:rsid w:val="2E186636"/>
+    <w:rPr>
+      <w:color w:val="0000FF"/>
+      <w:u w:val="single"/>
+    </w:rPr>
+  </w:style>
+  <w:style w:type="paragraph" w:styleId="TOC1">
+    <w:uiPriority w:val="39"/>
+    <w:name w:val="toc 1"/>
+    <w:basedOn w:val="Normal"/>
+    <w:next w:val="Normal"/>
+    <w:unhideWhenUsed/>
+    <w:rsid w:val="2E186636"/>
+    <w:pPr>
+      <w:spacing w:after="100"/>
+    </w:pPr>
+  </w:style>
+  <w:style w:type="paragraph" w:styleId="TOC2">
+    <w:uiPriority w:val="39"/>
+    <w:name w:val="toc 2"/>
+    <w:basedOn w:val="Normal"/>
+    <w:next w:val="Normal"/>
+    <w:unhideWhenUsed/>
+    <w:rsid w:val="2E186636"/>
+    <w:pPr>
+      <w:spacing w:after="100"/>
+      <w:ind w:left="220"/>
+    </w:pPr>
+  </w:style>
+  <w:style w:type="paragraph" w:styleId="TOC3">
+    <w:uiPriority w:val="39"/>
+    <w:name w:val="toc 3"/>
+    <w:basedOn w:val="Normal"/>
+    <w:next w:val="Normal"/>
+    <w:unhideWhenUsed/>
+    <w:rsid w:val="2E186636"/>
+    <w:pPr>
+      <w:spacing w:after="100"/>
+      <w:ind w:left="440"/>
+    </w:pPr>
+  </w:style>
 </w:styles>
 </file>
 

--- a/testlab-backend/src/documents/templates/word/fsd_word_template.docx
+++ b/testlab-backend/src/documents/templates/word/fsd_word_template.docx
@@ -534,7 +534,7 @@
     </w:p>
     <w:sdt>
       <w:sdtPr>
-        <w:id w:val="373541600"/>
+        <w:id w:val="454447548"/>
         <w:docPartObj>
           <w:docPartGallery w:val="Table of Contents"/>
           <w:docPartUnique/>
@@ -561,7 +561,7 @@
           <w:r>
             <w:fldChar w:fldCharType="separate"/>
           </w:r>
-          <w:hyperlink w:anchor="_Toc409430442">
+          <w:hyperlink w:anchor="_Toc971921807">
             <w:r>
               <w:rPr>
                 <w:rStyle w:val="Hyperlink"/>
@@ -575,7 +575,7 @@
               <w:fldChar w:fldCharType="begin"/>
             </w:r>
             <w:r>
-              <w:instrText xml:space="preserve">PAGEREF _Toc409430442 \h</w:instrText>
+              <w:instrText xml:space="preserve">PAGEREF _Toc971921807 \h</w:instrText>
             </w:r>
             <w:r>
               <w:fldChar w:fldCharType="separate"/>
@@ -602,7 +602,7 @@
               <w:rStyle w:val="Hyperlink"/>
             </w:rPr>
           </w:pPr>
-          <w:hyperlink w:anchor="_Toc982873990">
+          <w:hyperlink w:anchor="_Toc1720716940">
             <w:r>
               <w:rPr>
                 <w:rStyle w:val="Hyperlink"/>
@@ -616,7 +616,7 @@
               <w:fldChar w:fldCharType="begin"/>
             </w:r>
             <w:r>
-              <w:instrText xml:space="preserve">PAGEREF _Toc982873990 \h</w:instrText>
+              <w:instrText xml:space="preserve">PAGEREF _Toc1720716940 \h</w:instrText>
             </w:r>
             <w:r>
               <w:fldChar w:fldCharType="separate"/>
@@ -643,7 +643,7 @@
               <w:rStyle w:val="Hyperlink"/>
             </w:rPr>
           </w:pPr>
-          <w:hyperlink w:anchor="_Toc488148329">
+          <w:hyperlink w:anchor="_Toc1340004728">
             <w:r>
               <w:rPr>
                 <w:rStyle w:val="Hyperlink"/>
@@ -657,7 +657,7 @@
               <w:fldChar w:fldCharType="begin"/>
             </w:r>
             <w:r>
-              <w:instrText xml:space="preserve">PAGEREF _Toc488148329 \h</w:instrText>
+              <w:instrText xml:space="preserve">PAGEREF _Toc1340004728 \h</w:instrText>
             </w:r>
             <w:r>
               <w:fldChar w:fldCharType="separate"/>
@@ -684,7 +684,7 @@
               <w:rStyle w:val="Hyperlink"/>
             </w:rPr>
           </w:pPr>
-          <w:hyperlink w:anchor="_Toc1396248425">
+          <w:hyperlink w:anchor="_Toc2012671375">
             <w:r>
               <w:rPr>
                 <w:rStyle w:val="Hyperlink"/>
@@ -698,7 +698,7 @@
               <w:fldChar w:fldCharType="begin"/>
             </w:r>
             <w:r>
-              <w:instrText xml:space="preserve">PAGEREF _Toc1396248425 \h</w:instrText>
+              <w:instrText xml:space="preserve">PAGEREF _Toc2012671375 \h</w:instrText>
             </w:r>
             <w:r>
               <w:fldChar w:fldCharType="separate"/>
@@ -725,7 +725,7 @@
               <w:rStyle w:val="Hyperlink"/>
             </w:rPr>
           </w:pPr>
-          <w:hyperlink w:anchor="_Toc269237116">
+          <w:hyperlink w:anchor="_Toc480479461">
             <w:r>
               <w:rPr>
                 <w:rStyle w:val="Hyperlink"/>
@@ -739,7 +739,7 @@
               <w:fldChar w:fldCharType="begin"/>
             </w:r>
             <w:r>
-              <w:instrText xml:space="preserve">PAGEREF _Toc269237116 \h</w:instrText>
+              <w:instrText xml:space="preserve">PAGEREF _Toc480479461 \h</w:instrText>
             </w:r>
             <w:r>
               <w:fldChar w:fldCharType="separate"/>
@@ -766,7 +766,7 @@
               <w:rStyle w:val="Hyperlink"/>
             </w:rPr>
           </w:pPr>
-          <w:hyperlink w:anchor="_Toc1920326055">
+          <w:hyperlink w:anchor="_Toc529910778">
             <w:r>
               <w:rPr>
                 <w:rStyle w:val="Hyperlink"/>
@@ -780,7 +780,7 @@
               <w:fldChar w:fldCharType="begin"/>
             </w:r>
             <w:r>
-              <w:instrText xml:space="preserve">PAGEREF _Toc1920326055 \h</w:instrText>
+              <w:instrText xml:space="preserve">PAGEREF _Toc529910778 \h</w:instrText>
             </w:r>
             <w:r>
               <w:fldChar w:fldCharType="separate"/>
@@ -807,7 +807,7 @@
               <w:rStyle w:val="Hyperlink"/>
             </w:rPr>
           </w:pPr>
-          <w:hyperlink w:anchor="_Toc2047553528">
+          <w:hyperlink w:anchor="_Toc941698690">
             <w:r>
               <w:rPr>
                 <w:rStyle w:val="Hyperlink"/>
@@ -821,7 +821,7 @@
               <w:fldChar w:fldCharType="begin"/>
             </w:r>
             <w:r>
-              <w:instrText xml:space="preserve">PAGEREF _Toc2047553528 \h</w:instrText>
+              <w:instrText xml:space="preserve">PAGEREF _Toc941698690 \h</w:instrText>
             </w:r>
             <w:r>
               <w:fldChar w:fldCharType="separate"/>
@@ -848,7 +848,7 @@
               <w:rStyle w:val="Hyperlink"/>
             </w:rPr>
           </w:pPr>
-          <w:hyperlink w:anchor="_Toc1914629291">
+          <w:hyperlink w:anchor="_Toc847969234">
             <w:r>
               <w:rPr>
                 <w:rStyle w:val="Hyperlink"/>
@@ -862,7 +862,7 @@
               <w:fldChar w:fldCharType="begin"/>
             </w:r>
             <w:r>
-              <w:instrText xml:space="preserve">PAGEREF _Toc1914629291 \h</w:instrText>
+              <w:instrText xml:space="preserve">PAGEREF _Toc847969234 \h</w:instrText>
             </w:r>
             <w:r>
               <w:fldChar w:fldCharType="separate"/>
@@ -889,7 +889,7 @@
               <w:rStyle w:val="Hyperlink"/>
             </w:rPr>
           </w:pPr>
-          <w:hyperlink w:anchor="_Toc1861602457">
+          <w:hyperlink w:anchor="_Toc233198595">
             <w:r>
               <w:rPr>
                 <w:rStyle w:val="Hyperlink"/>
@@ -903,7 +903,7 @@
               <w:fldChar w:fldCharType="begin"/>
             </w:r>
             <w:r>
-              <w:instrText xml:space="preserve">PAGEREF _Toc1861602457 \h</w:instrText>
+              <w:instrText xml:space="preserve">PAGEREF _Toc233198595 \h</w:instrText>
             </w:r>
             <w:r>
               <w:fldChar w:fldCharType="separate"/>
@@ -930,7 +930,7 @@
               <w:rStyle w:val="Hyperlink"/>
             </w:rPr>
           </w:pPr>
-          <w:hyperlink w:anchor="_Toc1594995870">
+          <w:hyperlink w:anchor="_Toc1165406014">
             <w:r>
               <w:rPr>
                 <w:rStyle w:val="Hyperlink"/>
@@ -944,7 +944,7 @@
               <w:fldChar w:fldCharType="begin"/>
             </w:r>
             <w:r>
-              <w:instrText xml:space="preserve">PAGEREF _Toc1594995870 \h</w:instrText>
+              <w:instrText xml:space="preserve">PAGEREF _Toc1165406014 \h</w:instrText>
             </w:r>
             <w:r>
               <w:fldChar w:fldCharType="separate"/>
@@ -971,7 +971,7 @@
               <w:rStyle w:val="Hyperlink"/>
             </w:rPr>
           </w:pPr>
-          <w:hyperlink w:anchor="_Toc569423922">
+          <w:hyperlink w:anchor="_Toc1805265920">
             <w:r>
               <w:rPr>
                 <w:rStyle w:val="Hyperlink"/>
@@ -985,7 +985,7 @@
               <w:fldChar w:fldCharType="begin"/>
             </w:r>
             <w:r>
-              <w:instrText xml:space="preserve">PAGEREF _Toc569423922 \h</w:instrText>
+              <w:instrText xml:space="preserve">PAGEREF _Toc1805265920 \h</w:instrText>
             </w:r>
             <w:r>
               <w:fldChar w:fldCharType="separate"/>
@@ -1012,7 +1012,7 @@
               <w:rStyle w:val="Hyperlink"/>
             </w:rPr>
           </w:pPr>
-          <w:hyperlink w:anchor="_Toc537832445">
+          <w:hyperlink w:anchor="_Toc51262229">
             <w:r>
               <w:rPr>
                 <w:rStyle w:val="Hyperlink"/>
@@ -1026,7 +1026,7 @@
               <w:fldChar w:fldCharType="begin"/>
             </w:r>
             <w:r>
-              <w:instrText xml:space="preserve">PAGEREF _Toc537832445 \h</w:instrText>
+              <w:instrText xml:space="preserve">PAGEREF _Toc51262229 \h</w:instrText>
             </w:r>
             <w:r>
               <w:fldChar w:fldCharType="separate"/>
@@ -1053,7 +1053,7 @@
               <w:rStyle w:val="Hyperlink"/>
             </w:rPr>
           </w:pPr>
-          <w:hyperlink w:anchor="_Toc1938345053">
+          <w:hyperlink w:anchor="_Toc236512686">
             <w:r>
               <w:rPr>
                 <w:rStyle w:val="Hyperlink"/>
@@ -1067,7 +1067,7 @@
               <w:fldChar w:fldCharType="begin"/>
             </w:r>
             <w:r>
-              <w:instrText xml:space="preserve">PAGEREF _Toc1938345053 \h</w:instrText>
+              <w:instrText xml:space="preserve">PAGEREF _Toc236512686 \h</w:instrText>
             </w:r>
             <w:r>
               <w:fldChar w:fldCharType="separate"/>
@@ -1094,7 +1094,7 @@
               <w:rStyle w:val="Hyperlink"/>
             </w:rPr>
           </w:pPr>
-          <w:hyperlink w:anchor="_Toc1770348432">
+          <w:hyperlink w:anchor="_Toc1275456951">
             <w:r>
               <w:rPr>
                 <w:rStyle w:val="Hyperlink"/>
@@ -1108,7 +1108,7 @@
               <w:fldChar w:fldCharType="begin"/>
             </w:r>
             <w:r>
-              <w:instrText xml:space="preserve">PAGEREF _Toc1770348432 \h</w:instrText>
+              <w:instrText xml:space="preserve">PAGEREF _Toc1275456951 \h</w:instrText>
             </w:r>
             <w:r>
               <w:fldChar w:fldCharType="separate"/>
@@ -1135,7 +1135,7 @@
               <w:rStyle w:val="Hyperlink"/>
             </w:rPr>
           </w:pPr>
-          <w:hyperlink w:anchor="_Toc1241280663">
+          <w:hyperlink w:anchor="_Toc1734996067">
             <w:r>
               <w:rPr>
                 <w:rStyle w:val="Hyperlink"/>
@@ -1149,7 +1149,7 @@
               <w:fldChar w:fldCharType="begin"/>
             </w:r>
             <w:r>
-              <w:instrText xml:space="preserve">PAGEREF _Toc1241280663 \h</w:instrText>
+              <w:instrText xml:space="preserve">PAGEREF _Toc1734996067 \h</w:instrText>
             </w:r>
             <w:r>
               <w:fldChar w:fldCharType="separate"/>
@@ -1176,7 +1176,7 @@
               <w:rStyle w:val="Hyperlink"/>
             </w:rPr>
           </w:pPr>
-          <w:hyperlink w:anchor="_Toc1899799437">
+          <w:hyperlink w:anchor="_Toc920994987">
             <w:r>
               <w:rPr>
                 <w:rStyle w:val="Hyperlink"/>
@@ -1190,7 +1190,7 @@
               <w:fldChar w:fldCharType="begin"/>
             </w:r>
             <w:r>
-              <w:instrText xml:space="preserve">PAGEREF _Toc1899799437 \h</w:instrText>
+              <w:instrText xml:space="preserve">PAGEREF _Toc920994987 \h</w:instrText>
             </w:r>
             <w:r>
               <w:fldChar w:fldCharType="separate"/>
@@ -1412,7 +1412,7 @@
           <w:szCs w:val="40"/>
         </w:rPr>
       </w:pPr>
-      <w:bookmarkStart w:name="_Toc409430442" w:id="273152255"/>
+      <w:bookmarkStart w:name="_Toc971921807" w:id="1523452016"/>
       <w:r>
         <w:rPr/>
         <w:t xml:space="preserve">1. </w:t>
@@ -1433,7 +1433,7 @@
         <w:rPr/>
         <w:t xml:space="preserve"> du document</w:t>
       </w:r>
-      <w:bookmarkEnd w:id="273152255"/>
+      <w:bookmarkEnd w:id="1523452016"/>
     </w:p>
     <w:p xmlns:wp14="http://schemas.microsoft.com/office/word/2010/wordml" wp14:textId="77777777">
       <w:pPr>
@@ -1446,7 +1446,7 @@
           <w:szCs w:val="28"/>
         </w:rPr>
       </w:pPr>
-      <w:bookmarkStart w:name="_Toc982873990" w:id="611112188"/>
+      <w:bookmarkStart w:name="_Toc1720716940" w:id="1804960958"/>
       <w:r>
         <w:rPr/>
         <w:t xml:space="preserve">1.1 </w:t>
@@ -1455,7 +1455,7 @@
         <w:rPr/>
         <w:t>Propriété</w:t>
       </w:r>
-      <w:bookmarkEnd w:id="611112188"/>
+      <w:bookmarkEnd w:id="1804960958"/>
     </w:p>
     <w:p xmlns:wp14="http://schemas.microsoft.com/office/word/2010/wordml" wp14:textId="77777777">
       <w:pPr>
@@ -1554,7 +1554,7 @@
           <w:szCs w:val="28"/>
         </w:rPr>
       </w:pPr>
-      <w:bookmarkStart w:name="_Toc488148329" w:id="587977003"/>
+      <w:bookmarkStart w:name="_Toc1340004728" w:id="290626278"/>
       <w:r>
         <w:rPr/>
         <w:t xml:space="preserve">1.2 </w:t>
@@ -1567,7 +1567,7 @@
         <w:rPr/>
         <w:t xml:space="preserve"> du document</w:t>
       </w:r>
-      <w:bookmarkEnd w:id="587977003"/>
+      <w:bookmarkEnd w:id="290626278"/>
     </w:p>
     <w:tbl>
       <w:tblPr>
@@ -1939,6 +1939,34 @@
         </w:tc>
       </w:tr>
     </w:tbl>
+    <w:p>
+      <w:pPr>
+        <w:pStyle w:val="Normal"/>
+        <w:spacing w:before="0" w:beforeAutospacing="off" w:after="0" w:afterAutospacing="off"/>
+        <w:ind w:left="0"/>
+        <w:rPr>
+          <w:noProof w:val="0"/>
+          <w:lang w:val="en-US"/>
+        </w:rPr>
+      </w:pPr>
+      <w:r>
+        <w:rPr>
+          <w:rFonts w:ascii="Consolas" w:hAnsi="Consolas" w:eastAsia="Consolas" w:cs="Consolas"/>
+          <w:b w:val="0"/>
+          <w:bCs w:val="0"/>
+          <w:i w:val="0"/>
+          <w:iCs w:val="0"/>
+          <w:caps w:val="0"/>
+          <w:smallCaps w:val="0"/>
+          <w:noProof w:val="0"/>
+          <w:color w:val="0F1115"/>
+          <w:sz w:val="21"/>
+          <w:szCs w:val="21"/>
+          <w:lang w:val="en-US"/>
+        </w:rPr>
+        <w:t>{#revisions}</w:t>
+      </w:r>
+    </w:p>
     <w:p xmlns:wp14="http://schemas.microsoft.com/office/word/2010/wordml" wp14:textId="77777777">
       <w:pPr>
         <w:pStyle w:val="Heading2"/>
@@ -1950,7 +1978,7 @@
           <w:szCs w:val="28"/>
         </w:rPr>
       </w:pPr>
-      <w:bookmarkStart w:name="_Toc1396248425" w:id="552069858"/>
+      <w:bookmarkStart w:name="_Toc2012671375" w:id="1712638465"/>
       <w:r>
         <w:rPr/>
         <w:t xml:space="preserve">1.3 </w:t>
@@ -1967,7 +1995,7 @@
         <w:rPr/>
         <w:t>révision</w:t>
       </w:r>
-      <w:bookmarkEnd w:id="552069858"/>
+      <w:bookmarkEnd w:id="1712638465"/>
     </w:p>
     <w:tbl>
       <w:tblPr>
@@ -2376,6 +2404,25 @@
         <w:t>.{/revisions}</w:t>
       </w:r>
     </w:p>
+    <w:p>
+      <w:pPr>
+        <w:pStyle w:val="Normal"/>
+        <w:spacing w:before="40"/>
+        <w:rPr>
+          <w:color w:val="auto"/>
+          <w:sz w:val="24"/>
+          <w:szCs w:val="24"/>
+        </w:rPr>
+      </w:pPr>
+      <w:r>
+        <w:rPr>
+          <w:color w:val="auto"/>
+          <w:sz w:val="24"/>
+          <w:szCs w:val="24"/>
+        </w:rPr>
+        <w:t>{/revisions}</w:t>
+      </w:r>
+    </w:p>
     <w:p xmlns:wp14="http://schemas.microsoft.com/office/word/2010/wordml" wp14:textId="77777777">
       <w:pPr>
         <w:pStyle w:val="Heading2"/>
@@ -2387,12 +2434,12 @@
           <w:szCs w:val="28"/>
         </w:rPr>
       </w:pPr>
-      <w:bookmarkStart w:name="_Toc269237116" w:id="1846167554"/>
+      <w:bookmarkStart w:name="_Toc480479461" w:id="996566634"/>
       <w:r>
         <w:rPr/>
         <w:t>1.4 Diffusion</w:t>
       </w:r>
-      <w:bookmarkEnd w:id="1846167554"/>
+      <w:bookmarkEnd w:id="996566634"/>
     </w:p>
     <w:p xmlns:wp14="http://schemas.microsoft.com/office/word/2010/wordml" wp14:textId="77777777">
       <w:pPr>
@@ -2508,16 +2555,33 @@
         <w:t xml:space="preserve"> de documents.</w:t>
       </w:r>
     </w:p>
+    <w:p>
+      <w:pPr>
+        <w:pStyle w:val="Normal"/>
+        <w:rPr>
+          <w:sz w:val="24"/>
+          <w:szCs w:val="24"/>
+        </w:rPr>
+      </w:pPr>
+      <w:r>
+        <w:rPr>
+          <w:color w:val="9B9993"/>
+          <w:sz w:val="24"/>
+          <w:szCs w:val="24"/>
+        </w:rPr>
+        <w:t>{#approvals}</w:t>
+      </w:r>
+    </w:p>
     <w:p xmlns:wp14="http://schemas.microsoft.com/office/word/2010/wordml" wp14:textId="77777777">
       <w:pPr>
         <w:pStyle w:val="Heading2"/>
       </w:pPr>
-      <w:bookmarkStart w:name="_Toc1920326055" w:id="388426201"/>
+      <w:bookmarkStart w:name="_Toc529910778" w:id="409859097"/>
       <w:r>
         <w:rPr/>
         <w:t>1.5 Approbations</w:t>
       </w:r>
-      <w:bookmarkEnd w:id="388426201"/>
+      <w:bookmarkEnd w:id="409859097"/>
     </w:p>
     <w:tbl>
       <w:tblPr>
@@ -2891,6 +2955,40 @@
         <w:t>.{/approvals}</w:t>
       </w:r>
     </w:p>
+    <w:p>
+      <w:pPr>
+        <w:pStyle w:val="Normal"/>
+        <w:rPr>
+          <w:color w:val="9B9993"/>
+          <w:sz w:val="24"/>
+          <w:szCs w:val="24"/>
+        </w:rPr>
+      </w:pPr>
+      <w:r>
+        <w:rPr>
+          <w:color w:val="9B9993"/>
+          <w:sz w:val="24"/>
+          <w:szCs w:val="24"/>
+        </w:rPr>
+        <w:t>{/approvals}</w:t>
+      </w:r>
+    </w:p>
+    <w:p>
+      <w:pPr>
+        <w:pStyle w:val="Normal"/>
+        <w:rPr>
+          <w:sz w:val="24"/>
+          <w:szCs w:val="24"/>
+        </w:rPr>
+      </w:pPr>
+      <w:r>
+        <w:rPr>
+          <w:sz w:val="24"/>
+          <w:szCs w:val="24"/>
+        </w:rPr>
+        <w:t>{#projectOverview}</w:t>
+      </w:r>
+    </w:p>
     <w:p xmlns:wp14="http://schemas.microsoft.com/office/word/2010/wordml" wp14:textId="77777777">
       <w:pPr>
         <w:pStyle w:val="Heading1"/>
@@ -2902,7 +3000,7 @@
           <w:szCs w:val="36"/>
         </w:rPr>
       </w:pPr>
-      <w:bookmarkStart w:name="_Toc2047553528" w:id="369171882"/>
+      <w:bookmarkStart w:name="_Toc941698690" w:id="1944743575"/>
       <w:r>
         <w:rPr/>
         <w:t xml:space="preserve">2. Aperçu du </w:t>
@@ -2911,7 +3009,7 @@
         <w:rPr/>
         <w:t>projet</w:t>
       </w:r>
-      <w:bookmarkEnd w:id="369171882"/>
+      <w:bookmarkEnd w:id="1944743575"/>
     </w:p>
     <w:p xmlns:wp14="http://schemas.microsoft.com/office/word/2010/wordml" wp14:textId="77777777">
       <w:pPr>
@@ -3009,6 +3107,25 @@
         <w:t>}</w:t>
       </w:r>
     </w:p>
+    <w:p>
+      <w:pPr>
+        <w:pStyle w:val="Normal"/>
+        <w:spacing w:before="40" w:after="40"/>
+        <w:rPr>
+          <w:color w:val="auto"/>
+          <w:sz w:val="24"/>
+          <w:szCs w:val="24"/>
+        </w:rPr>
+      </w:pPr>
+      <w:r>
+        <w:rPr>
+          <w:color w:val="auto"/>
+          <w:sz w:val="24"/>
+          <w:szCs w:val="24"/>
+        </w:rPr>
+        <w:t>{/projectOverview}</w:t>
+      </w:r>
+    </w:p>
     <w:p xmlns:wp14="http://schemas.microsoft.com/office/word/2010/wordml" wp14:textId="77777777">
       <w:pPr>
         <w:pStyle w:val="Heading1"/>
@@ -3020,12 +3137,12 @@
           <w:szCs w:val="36"/>
         </w:rPr>
       </w:pPr>
-      <w:bookmarkStart w:name="_Toc1914629291" w:id="94367080"/>
+      <w:bookmarkStart w:name="_Toc847969234" w:id="897576140"/>
       <w:r>
         <w:rPr/>
         <w:t>3. Objectif</w:t>
       </w:r>
-      <w:bookmarkEnd w:id="94367080"/>
+      <w:bookmarkEnd w:id="897576140"/>
     </w:p>
     <w:p xmlns:wp14="http://schemas.microsoft.com/office/word/2010/wordml" wp14:textId="07C58DBC">
       <w:pPr>
@@ -3057,11 +3174,27 @@
         <w:t>}</w:t>
       </w:r>
     </w:p>
+    <w:p>
+      <w:pPr>
+        <w:pStyle w:val="Normal"/>
+        <w:rPr>
+          <w:sz w:val="24"/>
+          <w:szCs w:val="24"/>
+        </w:rPr>
+      </w:pPr>
+      <w:r>
+        <w:rPr>
+          <w:sz w:val="24"/>
+          <w:szCs w:val="24"/>
+        </w:rPr>
+        <w:t>{#methodology}</w:t>
+      </w:r>
+    </w:p>
     <w:p xmlns:wp14="http://schemas.microsoft.com/office/word/2010/wordml" wp14:textId="77777777">
       <w:pPr>
         <w:pStyle w:val="Heading1"/>
       </w:pPr>
-      <w:bookmarkStart w:name="_Toc1861602457" w:id="526237651"/>
+      <w:bookmarkStart w:name="_Toc233198595" w:id="1983606460"/>
       <w:r>
         <w:rPr/>
         <w:t xml:space="preserve">4. </w:t>
@@ -3070,7 +3203,7 @@
         <w:rPr/>
         <w:t>Méthodologie</w:t>
       </w:r>
-      <w:bookmarkEnd w:id="526237651"/>
+      <w:bookmarkEnd w:id="1983606460"/>
     </w:p>
     <w:p xmlns:wp14="http://schemas.microsoft.com/office/word/2010/wordml" wp14:textId="77777777">
       <w:pPr>
@@ -3182,6 +3315,42 @@
         <w:t>}</w:t>
       </w:r>
     </w:p>
+    <w:p>
+      <w:pPr>
+        <w:pStyle w:val="Normal"/>
+        <w:spacing w:before="40" w:after="40"/>
+        <w:rPr>
+          <w:color w:val="auto"/>
+          <w:sz w:val="24"/>
+          <w:szCs w:val="24"/>
+        </w:rPr>
+      </w:pPr>
+      <w:r>
+        <w:rPr>
+          <w:color w:val="auto"/>
+          <w:sz w:val="24"/>
+          <w:szCs w:val="24"/>
+        </w:rPr>
+        <w:t>{/methodology}</w:t>
+      </w:r>
+    </w:p>
+    <w:p>
+      <w:pPr>
+        <w:pStyle w:val="Normal"/>
+        <w:rPr>
+          <w:sz w:val="24"/>
+          <w:szCs w:val="24"/>
+        </w:rPr>
+      </w:pPr>
+      <w:r>
+        <w:rPr>
+          <w:color w:val="9B9993"/>
+          <w:sz w:val="24"/>
+          <w:szCs w:val="24"/>
+        </w:rPr>
+        <w:t>{#referenceDocuments}</w:t>
+      </w:r>
+    </w:p>
     <w:p xmlns:wp14="http://schemas.microsoft.com/office/word/2010/wordml" wp14:textId="77777777">
       <w:pPr>
         <w:pStyle w:val="Heading1"/>
@@ -3193,7 +3362,7 @@
           <w:szCs w:val="40"/>
         </w:rPr>
       </w:pPr>
-      <w:bookmarkStart w:name="_Toc1594995870" w:id="1511660109"/>
+      <w:bookmarkStart w:name="_Toc1165406014" w:id="816315843"/>
       <w:r>
         <w:rPr/>
         <w:t xml:space="preserve">5. Document et </w:t>
@@ -3202,7 +3371,7 @@
         <w:rPr/>
         <w:t>références</w:t>
       </w:r>
-      <w:bookmarkEnd w:id="1511660109"/>
+      <w:bookmarkEnd w:id="816315843"/>
     </w:p>
     <w:p xmlns:wp14="http://schemas.microsoft.com/office/word/2010/wordml" wp14:textId="77777777">
       <w:pPr>
@@ -3215,7 +3384,7 @@
           <w:szCs w:val="28"/>
         </w:rPr>
       </w:pPr>
-      <w:bookmarkStart w:name="_Toc569423922" w:id="1069663472"/>
+      <w:bookmarkStart w:name="_Toc1805265920" w:id="1749866650"/>
       <w:r>
         <w:rPr/>
         <w:t xml:space="preserve">5.1 Documents de </w:t>
@@ -3228,7 +3397,7 @@
         <w:rPr/>
         <w:t xml:space="preserve"> et liens</w:t>
       </w:r>
-      <w:bookmarkEnd w:id="1069663472"/>
+      <w:bookmarkEnd w:id="1749866650"/>
     </w:p>
     <w:p xmlns:wp14="http://schemas.microsoft.com/office/word/2010/wordml" wp14:textId="77777777">
       <w:pPr>
@@ -3644,6 +3813,41 @@
         <w:t>}</w:t>
       </w:r>
     </w:p>
+    <w:p>
+      <w:pPr>
+        <w:pStyle w:val="Normal"/>
+        <w:rPr>
+          <w:color w:val="9B9993"/>
+          <w:sz w:val="24"/>
+          <w:szCs w:val="24"/>
+        </w:rPr>
+      </w:pPr>
+      <w:r>
+        <w:rPr>
+          <w:color w:val="9B9993"/>
+          <w:sz w:val="24"/>
+          <w:szCs w:val="24"/>
+        </w:rPr>
+        <w:t>{/referenceDocuments}</w:t>
+      </w:r>
+    </w:p>
+    <w:p>
+      <w:pPr>
+        <w:pStyle w:val="Normal"/>
+        <w:rPr>
+          <w:sz w:val="24"/>
+          <w:szCs w:val="24"/>
+        </w:rPr>
+      </w:pPr>
+      <w:r>
+        <w:rPr>
+          <w:color w:val="9B9993"/>
+          <w:sz w:val="24"/>
+          <w:szCs w:val="24"/>
+        </w:rPr>
+        <w:t>{#glossary}</w:t>
+      </w:r>
+    </w:p>
     <w:p xmlns:wp14="http://schemas.microsoft.com/office/word/2010/wordml" wp14:textId="77777777">
       <w:pPr>
         <w:pStyle w:val="Heading2"/>
@@ -3655,7 +3859,7 @@
           <w:szCs w:val="28"/>
         </w:rPr>
       </w:pPr>
-      <w:bookmarkStart w:name="_Toc537832445" w:id="1654627323"/>
+      <w:bookmarkStart w:name="_Toc51262229" w:id="1746567065"/>
       <w:r>
         <w:rPr/>
         <w:t xml:space="preserve">5.2 </w:t>
@@ -3672,7 +3876,7 @@
         <w:rPr/>
         <w:t>abréviations</w:t>
       </w:r>
-      <w:bookmarkEnd w:id="1654627323"/>
+      <w:bookmarkEnd w:id="1746567065"/>
     </w:p>
     <w:tbl>
       <w:tblPr>
@@ -3906,6 +4110,48 @@
         <w:t>/glossary}</w:t>
       </w:r>
     </w:p>
+    <w:p>
+      <w:pPr>
+        <w:pStyle w:val="Normal"/>
+        <w:rPr>
+          <w:color w:val="9B9993"/>
+          <w:sz w:val="24"/>
+          <w:szCs w:val="24"/>
+        </w:rPr>
+      </w:pPr>
+      <w:r>
+        <w:rPr>
+          <w:color w:val="9B9993"/>
+          <w:sz w:val="24"/>
+          <w:szCs w:val="24"/>
+        </w:rPr>
+        <w:t>{/glossary}</w:t>
+      </w:r>
+    </w:p>
+    <w:p>
+      <w:pPr>
+        <w:spacing w:before="0" w:after="0"/>
+        <w:ind w:left="0"/>
+        <w:rPr>
+          <w:color w:val="auto"/>
+          <w:sz w:val="24"/>
+          <w:szCs w:val="24"/>
+        </w:rPr>
+      </w:pPr>
+      <w:r>
+        <w:rPr>
+          <w:color w:val="auto"/>
+          <w:sz w:val="24"/>
+          <w:szCs w:val="24"/>
+        </w:rPr>
+        <w:t>{#epics}</w:t>
+      </w:r>
+    </w:p>
+    <w:p>
+      <w:pPr>
+        <w:pStyle w:val="Normal"/>
+      </w:pPr>
+    </w:p>
     <w:p xmlns:wp14="http://schemas.microsoft.com/office/word/2010/wordml" wp14:textId="77777777">
       <w:pPr>
         <w:pStyle w:val="Heading1"/>
@@ -3917,7 +4163,7 @@
           <w:szCs w:val="40"/>
         </w:rPr>
       </w:pPr>
-      <w:bookmarkStart w:name="_Toc1938345053" w:id="884519304"/>
+      <w:bookmarkStart w:name="_Toc236512686" w:id="43702992"/>
       <w:r>
         <w:rPr/>
         <w:t xml:space="preserve">6. </w:t>
@@ -3934,7 +4180,7 @@
         <w:rPr/>
         <w:t>fonctionnel</w:t>
       </w:r>
-      <w:bookmarkEnd w:id="884519304"/>
+      <w:bookmarkEnd w:id="43702992"/>
     </w:p>
     <w:p xmlns:wp14="http://schemas.microsoft.com/office/word/2010/wordml" wp14:textId="77777777">
       <w:pPr>
@@ -3970,7 +4216,7 @@
         <w:rPr/>
         <w:t xml:space="preserve"> </w:t>
       </w:r>
-      <w:bookmarkStart w:name="_Toc1770348432" w:id="1767757689"/>
+      <w:bookmarkStart w:name="_Toc1275456951" w:id="1865543796"/>
       <w:r>
         <w:rPr/>
         <w:t>6.{</w:t>
@@ -3998,7 +4244,7 @@
         <w:rPr/>
         <w:t xml:space="preserve"> {title}</w:t>
       </w:r>
-      <w:bookmarkEnd w:id="1767757689"/>
+      <w:bookmarkEnd w:id="1865543796"/>
     </w:p>
     <w:p xmlns:wp14="http://schemas.microsoft.com/office/word/2010/wordml" wp14:textId="77777777">
       <w:pPr>
@@ -4091,7 +4337,7 @@
         <w:rPr/>
         <w:t xml:space="preserve"> </w:t>
       </w:r>
-      <w:bookmarkStart w:name="_Toc1241280663" w:id="97557182"/>
+      <w:bookmarkStart w:name="_Toc1734996067" w:id="1136347805"/>
       <w:r>
         <w:rPr/>
         <w:t>6</w:t>
@@ -4124,7 +4370,7 @@
         <w:rPr/>
         <w:t>{title}</w:t>
       </w:r>
-      <w:bookmarkEnd w:id="97557182"/>
+      <w:bookmarkEnd w:id="1136347805"/>
     </w:p>
     <w:p xmlns:wp14="http://schemas.microsoft.com/office/word/2010/wordml" wp14:textId="77777777">
       <w:pPr>
@@ -4213,7 +4459,7 @@
           <w:szCs w:val="28"/>
         </w:rPr>
       </w:pPr>
-      <w:bookmarkStart w:name="_Toc1899799437" w:id="1786464768"/>
+      <w:bookmarkStart w:name="_Toc920994987" w:id="1385781057"/>
       <w:r>
         <w:rPr/>
         <w:t>6</w:t>
@@ -4238,7 +4484,7 @@
         <w:rPr/>
         <w:t xml:space="preserve">  {title}</w:t>
       </w:r>
-      <w:bookmarkEnd w:id="1786464768"/>
+      <w:bookmarkEnd w:id="1385781057"/>
     </w:p>
     <w:p>
       <w:pPr>
@@ -5167,12 +5413,31 @@
         <w:t>/epics}</w:t>
       </w:r>
     </w:p>
+    <w:p>
+      <w:pPr>
+        <w:pStyle w:val="Normal"/>
+        <w:rPr>
+          <w:color w:val="auto"/>
+          <w:sz w:val="24"/>
+          <w:szCs w:val="24"/>
+        </w:rPr>
+      </w:pPr>
+      <w:r>
+        <w:rPr>
+          <w:color w:val="auto"/>
+          <w:sz w:val="24"/>
+          <w:szCs w:val="24"/>
+        </w:rPr>
+        <w:t>{/epics}</w:t>
+      </w:r>
+    </w:p>
     <w:sectPr>
       <w:footerReference w:type="default" r:id="rId9"/>
       <w:pgSz w:w="11906" w:h="16838" w:orient="portrait"/>
       <w:pgMar w:top="1020" w:right="794" w:bottom="1020" w:left="794" w:header="720" w:footer="720" w:gutter="0"/>
       <w:cols w:space="720"/>
       <w:docGrid w:linePitch="360"/>
+      <w:headerReference w:type="default" r:id="R9c54309da0c3466b"/>
     </w:sectPr>
   </w:body>
 </w:document>
@@ -5180,20 +5445,395 @@
 
 <file path=word/footer1.xml><?xml version="1.0" encoding="utf-8"?>
 <w:ftr xmlns:m="http://schemas.openxmlformats.org/officeDocument/2006/math" xmlns:mc="http://schemas.openxmlformats.org/markup-compatibility/2006" xmlns:mo="http://schemas.microsoft.com/office/mac/office/2008/main" xmlns:mv="urn:schemas-microsoft-com:mac:vml" xmlns:o="urn:schemas-microsoft-com:office:office" xmlns:r="http://schemas.openxmlformats.org/officeDocument/2006/relationships" xmlns:v="urn:schemas-microsoft-com:vml" xmlns:w10="urn:schemas-microsoft-com:office:word" xmlns:w14="http://schemas.microsoft.com/office/word/2010/wordml" xmlns:w="http://schemas.openxmlformats.org/wordprocessingml/2006/main" xmlns:wne="http://schemas.microsoft.com/office/word/2006/wordml" xmlns:wp14="http://schemas.microsoft.com/office/word/2010/wordprocessingDrawing" xmlns:wp="http://schemas.openxmlformats.org/drawingml/2006/wordprocessingDrawing" xmlns:wpc="http://schemas.microsoft.com/office/word/2010/wordprocessingCanvas" xmlns:wpg="http://schemas.microsoft.com/office/word/2010/wordprocessingGroup" xmlns:wpi="http://schemas.microsoft.com/office/word/2010/wordprocessingInk" xmlns:wps="http://schemas.microsoft.com/office/word/2010/wordprocessingShape" mc:Ignorable="w14 wp14">
-  <w:p xmlns:wp14="http://schemas.microsoft.com/office/word/2010/wordml" wp14:textId="77777777">
+  <w:p>
     <w:pPr>
       <w:pStyle w:val="Footer"/>
       <w:jc w:val="center"/>
     </w:pPr>
     <w:r>
+      <w:fldChar w:fldCharType="begin"/>
+    </w:r>
+    <w:r>
+      <w:instrText xml:space="preserve">PAGE</w:instrText>
+    </w:r>
+    <w:r>
+      <w:fldChar w:fldCharType="separate"/>
+    </w:r>
+    <w:r>
+      <w:fldChar w:fldCharType="end"/>
+    </w:r>
+  </w:p>
+  <w:p xmlns:wp14="http://schemas.microsoft.com/office/word/2010/wordml" wp14:textId="41BD4771">
+    <w:pPr>
+      <w:pStyle w:val="Footer"/>
+      <w:spacing w:before="0" w:beforeAutospacing="off"/>
+      <w:ind w:left="0"/>
+      <w:jc w:val="left"/>
+      <w:rPr>
+        <w:noProof w:val="0"/>
+        <w:lang w:val="en-US"/>
+      </w:rPr>
+    </w:pPr>
+    <w:r>
+      <w:rPr>
+        <w:color w:val="9B9993"/>
+        <w:sz w:val="22"/>
+        <w:szCs w:val="22"/>
+      </w:rPr>
+      <w:t xml:space="preserve"> </w:t>
+    </w:r>
+    <w:r>
       <w:rPr>
         <w:color w:val="9B9993"/>
         <w:sz w:val="16"/>
-      </w:rPr>
-      <w:t>{template.footer}</w:t>
+        <w:szCs w:val="16"/>
+      </w:rPr>
+      <w:t xml:space="preserve">  </w:t>
+    </w:r>
+    <w:r>
+      <w:rPr>
+        <w:color w:val="9B9993"/>
+        <w:sz w:val="16"/>
+        <w:szCs w:val="16"/>
+      </w:rPr>
+      <w:t xml:space="preserve">               </w:t>
+    </w:r>
+    <w:r>
+      <w:rPr>
+        <w:color w:val="9B9993"/>
+        <w:sz w:val="16"/>
+        <w:szCs w:val="16"/>
+      </w:rPr>
+      <w:t xml:space="preserve">                                                                                                                                   </w:t>
+    </w:r>
+    <w:r>
+      <w:rPr>
+        <w:color w:val="9B9993"/>
+        <w:sz w:val="16"/>
+        <w:szCs w:val="16"/>
+      </w:rPr>
+      <w:t xml:space="preserve">  </w:t>
+    </w:r>
+    <w:r>
+      <w:rPr>
+        <w:color w:val="9B9993"/>
+        <w:sz w:val="16"/>
+        <w:szCs w:val="16"/>
+      </w:rPr>
+      <w:t xml:space="preserve">                                                                                                          </w:t>
+    </w:r>
+    <w:r>
+      <w:rPr>
+        <w:color w:val="9B9993"/>
+        <w:sz w:val="16"/>
+        <w:szCs w:val="16"/>
+      </w:rPr>
+      <w:t xml:space="preserve"> </w:t>
+    </w:r>
+    <w:r>
+      <w:rPr>
+        <w:rFonts w:ascii="Consolas" w:hAnsi="Consolas" w:eastAsia="Consolas" w:cs="Consolas"/>
+        <w:b w:val="0"/>
+        <w:bCs w:val="0"/>
+        <w:i w:val="0"/>
+        <w:iCs w:val="0"/>
+        <w:caps w:val="0"/>
+        <w:smallCaps w:val="0"/>
+        <w:noProof w:val="0"/>
+        <w:color w:val="0F1115"/>
+        <w:sz w:val="24"/>
+        <w:szCs w:val="24"/>
+        <w:lang w:val="en-US"/>
+      </w:rPr>
+      <w:t>{#</w:t>
+    </w:r>
+    <w:r>
+      <w:rPr>
+        <w:rFonts w:ascii="Consolas" w:hAnsi="Consolas" w:eastAsia="Consolas" w:cs="Consolas"/>
+        <w:b w:val="0"/>
+        <w:bCs w:val="0"/>
+        <w:i w:val="0"/>
+        <w:iCs w:val="0"/>
+        <w:caps w:val="0"/>
+        <w:smallCaps w:val="0"/>
+        <w:noProof w:val="0"/>
+        <w:color w:val="0F1115"/>
+        <w:sz w:val="24"/>
+        <w:szCs w:val="24"/>
+        <w:lang w:val="en-US"/>
+      </w:rPr>
+      <w:t>companylogo}{</w:t>
+    </w:r>
+    <w:r>
+      <w:rPr>
+        <w:rFonts w:ascii="Consolas" w:hAnsi="Consolas" w:eastAsia="Consolas" w:cs="Consolas"/>
+        <w:b w:val="0"/>
+        <w:bCs w:val="0"/>
+        <w:i w:val="0"/>
+        <w:iCs w:val="0"/>
+        <w:caps w:val="0"/>
+        <w:smallCaps w:val="0"/>
+        <w:noProof w:val="0"/>
+        <w:color w:val="0F1115"/>
+        <w:sz w:val="24"/>
+        <w:szCs w:val="24"/>
+        <w:lang w:val="en-US"/>
+      </w:rPr>
+      <w:t>%</w:t>
+    </w:r>
+    <w:r>
+      <w:rPr>
+        <w:rFonts w:ascii="Consolas" w:hAnsi="Consolas" w:eastAsia="Consolas" w:cs="Consolas"/>
+        <w:b w:val="0"/>
+        <w:bCs w:val="0"/>
+        <w:i w:val="0"/>
+        <w:iCs w:val="0"/>
+        <w:caps w:val="0"/>
+        <w:smallCaps w:val="0"/>
+        <w:noProof w:val="0"/>
+        <w:color w:val="0F1115"/>
+        <w:sz w:val="24"/>
+        <w:szCs w:val="24"/>
+        <w:lang w:val="en-US"/>
+      </w:rPr>
+      <w:t>image}{</w:t>
+    </w:r>
+    <w:r>
+      <w:rPr>
+        <w:rFonts w:ascii="Consolas" w:hAnsi="Consolas" w:eastAsia="Consolas" w:cs="Consolas"/>
+        <w:b w:val="0"/>
+        <w:bCs w:val="0"/>
+        <w:i w:val="0"/>
+        <w:iCs w:val="0"/>
+        <w:caps w:val="0"/>
+        <w:smallCaps w:val="0"/>
+        <w:noProof w:val="0"/>
+        <w:color w:val="0F1115"/>
+        <w:sz w:val="24"/>
+        <w:szCs w:val="24"/>
+        <w:lang w:val="en-US"/>
+      </w:rPr>
+      <w:t>/</w:t>
+    </w:r>
+    <w:r>
+      <w:rPr>
+        <w:rFonts w:ascii="Consolas" w:hAnsi="Consolas" w:eastAsia="Consolas" w:cs="Consolas"/>
+        <w:b w:val="0"/>
+        <w:bCs w:val="0"/>
+        <w:i w:val="0"/>
+        <w:iCs w:val="0"/>
+        <w:caps w:val="0"/>
+        <w:smallCaps w:val="0"/>
+        <w:noProof w:val="0"/>
+        <w:color w:val="0F1115"/>
+        <w:sz w:val="24"/>
+        <w:szCs w:val="24"/>
+        <w:lang w:val="en-US"/>
+      </w:rPr>
+      <w:t>companylogo}</w:t>
+    </w:r>
+    <w:r>
+      <w:rPr>
+        <w:noProof w:val="0"/>
+        <w:lang w:val="en-US"/>
+      </w:rPr>
+      <w:t xml:space="preserve">   </w:t>
+    </w:r>
+    <w:r>
+      <w:rPr>
+        <w:noProof w:val="0"/>
+        <w:lang w:val="en-US"/>
+      </w:rPr>
+      <w:t xml:space="preserve">     </w:t>
+    </w:r>
+    <w:r>
+      <w:rPr>
+        <w:noProof w:val="0"/>
+        <w:lang w:val="en-US"/>
+      </w:rPr>
+      <w:t xml:space="preserve">   </w:t>
+    </w:r>
+    <w:r>
+      <w:rPr>
+        <w:noProof w:val="0"/>
+        <w:lang w:val="en-US"/>
+      </w:rPr>
+      <w:t xml:space="preserve">              </w:t>
+    </w:r>
+    <w:r>
+      <w:rPr>
+        <w:rFonts w:ascii="Consolas" w:hAnsi="Consolas" w:eastAsia="Consolas" w:cs="Consolas"/>
+        <w:b w:val="0"/>
+        <w:bCs w:val="0"/>
+        <w:i w:val="0"/>
+        <w:iCs w:val="0"/>
+        <w:caps w:val="0"/>
+        <w:smallCaps w:val="0"/>
+        <w:noProof w:val="0"/>
+        <w:color w:val="0F1115"/>
+        <w:sz w:val="21"/>
+        <w:szCs w:val="21"/>
+        <w:lang w:val="en-US"/>
+      </w:rPr>
+      <w:t>{</w:t>
+    </w:r>
+    <w:r>
+      <w:rPr>
+        <w:rFonts w:ascii="Consolas" w:hAnsi="Consolas" w:eastAsia="Consolas" w:cs="Consolas"/>
+        <w:b w:val="0"/>
+        <w:bCs w:val="0"/>
+        <w:i w:val="0"/>
+        <w:iCs w:val="0"/>
+        <w:caps w:val="0"/>
+        <w:smallCaps w:val="0"/>
+        <w:noProof w:val="0"/>
+        <w:color w:val="0F1115"/>
+        <w:sz w:val="21"/>
+        <w:szCs w:val="21"/>
+        <w:lang w:val="en-US"/>
+      </w:rPr>
+      <w:t>#</w:t>
+    </w:r>
+    <w:r>
+      <w:rPr>
+        <w:rFonts w:ascii="Consolas" w:hAnsi="Consolas" w:eastAsia="Consolas" w:cs="Consolas"/>
+        <w:b w:val="0"/>
+        <w:bCs w:val="0"/>
+        <w:i w:val="0"/>
+        <w:iCs w:val="0"/>
+        <w:caps w:val="0"/>
+        <w:smallCaps w:val="0"/>
+        <w:noProof w:val="0"/>
+        <w:color w:val="0F1115"/>
+        <w:sz w:val="21"/>
+        <w:szCs w:val="21"/>
+        <w:lang w:val="en-US"/>
+      </w:rPr>
+      <w:t>clientlogo}{</w:t>
+    </w:r>
+    <w:r>
+      <w:rPr>
+        <w:rFonts w:ascii="Consolas" w:hAnsi="Consolas" w:eastAsia="Consolas" w:cs="Consolas"/>
+        <w:b w:val="0"/>
+        <w:bCs w:val="0"/>
+        <w:i w:val="0"/>
+        <w:iCs w:val="0"/>
+        <w:caps w:val="0"/>
+        <w:smallCaps w:val="0"/>
+        <w:noProof w:val="0"/>
+        <w:color w:val="0F1115"/>
+        <w:sz w:val="21"/>
+        <w:szCs w:val="21"/>
+        <w:lang w:val="en-US"/>
+      </w:rPr>
+      <w:t>%</w:t>
+    </w:r>
+    <w:r>
+      <w:rPr>
+        <w:rFonts w:ascii="Consolas" w:hAnsi="Consolas" w:eastAsia="Consolas" w:cs="Consolas"/>
+        <w:b w:val="0"/>
+        <w:bCs w:val="0"/>
+        <w:i w:val="0"/>
+        <w:iCs w:val="0"/>
+        <w:caps w:val="0"/>
+        <w:smallCaps w:val="0"/>
+        <w:noProof w:val="0"/>
+        <w:color w:val="0F1115"/>
+        <w:sz w:val="21"/>
+        <w:szCs w:val="21"/>
+        <w:lang w:val="en-US"/>
+      </w:rPr>
+      <w:t>image}{</w:t>
+    </w:r>
+    <w:r>
+      <w:rPr>
+        <w:rFonts w:ascii="Consolas" w:hAnsi="Consolas" w:eastAsia="Consolas" w:cs="Consolas"/>
+        <w:b w:val="0"/>
+        <w:bCs w:val="0"/>
+        <w:i w:val="0"/>
+        <w:iCs w:val="0"/>
+        <w:caps w:val="0"/>
+        <w:smallCaps w:val="0"/>
+        <w:noProof w:val="0"/>
+        <w:color w:val="0F1115"/>
+        <w:sz w:val="21"/>
+        <w:szCs w:val="21"/>
+        <w:lang w:val="en-US"/>
+      </w:rPr>
+      <w:t>/clientlogo}</w:t>
     </w:r>
   </w:p>
 </w:ftr>
+</file>
+
+<file path=word/header.xml><?xml version="1.0" encoding="utf-8"?>
+<w:hdr xmlns:w14="http://schemas.microsoft.com/office/word/2010/wordml" xmlns:w="http://schemas.openxmlformats.org/wordprocessingml/2006/main">
+  <w:tbl>
+    <w:tblPr>
+      <w:tblStyle w:val="TableNormal"/>
+      <w:bidiVisual w:val="0"/>
+      <w:tblW w:w="0" w:type="auto"/>
+      <w:tblLook w:val="06A0" w:firstRow="1" w:lastRow="0" w:firstColumn="1" w:lastColumn="0" w:noHBand="1" w:noVBand="1"/>
+    </w:tblPr>
+    <w:tblGrid>
+      <w:gridCol w:w="3435"/>
+      <w:gridCol w:w="3435"/>
+      <w:gridCol w:w="3435"/>
+    </w:tblGrid>
+    <w:tr>
+      <w:trPr>
+        <w:trHeight w:val="300"/>
+      </w:trPr>
+      <w:tc>
+        <w:tcPr>
+          <w:tcW w:w="3435" w:type="dxa"/>
+          <w:tcMar/>
+        </w:tcPr>
+        <w:p>
+          <w:pPr>
+            <w:pStyle w:val="Header"/>
+            <w:bidi w:val="0"/>
+            <w:ind w:left="-115"/>
+            <w:jc w:val="left"/>
+          </w:pPr>
+        </w:p>
+      </w:tc>
+      <w:tc>
+        <w:tcPr>
+          <w:tcW w:w="3435" w:type="dxa"/>
+          <w:tcMar/>
+        </w:tcPr>
+        <w:p>
+          <w:pPr>
+            <w:pStyle w:val="Header"/>
+            <w:bidi w:val="0"/>
+            <w:jc w:val="center"/>
+          </w:pPr>
+        </w:p>
+      </w:tc>
+      <w:tc>
+        <w:tcPr>
+          <w:tcW w:w="3435" w:type="dxa"/>
+          <w:tcMar/>
+        </w:tcPr>
+        <w:p>
+          <w:pPr>
+            <w:pStyle w:val="Header"/>
+            <w:bidi w:val="0"/>
+            <w:ind w:right="-115"/>
+            <w:jc w:val="right"/>
+          </w:pPr>
+        </w:p>
+      </w:tc>
+    </w:tr>
+  </w:tbl>
+  <w:p>
+    <w:pPr>
+      <w:pStyle w:val="Header"/>
+      <w:bidi w:val="0"/>
+    </w:pPr>
+  </w:p>
+</w:hdr>
 </file>
 
 <file path=word/numbering.xml><?xml version="1.0" encoding="utf-8"?>
@@ -17283,6 +17923,61 @@
       <w:spacing w:after="100"/>
       <w:ind w:left="440"/>
     </w:pPr>
+  </w:style>
+  <w:style xmlns:w14="http://schemas.microsoft.com/office/word/2010/wordml" xmlns:mc="http://schemas.openxmlformats.org/markup-compatibility/2006" xmlns:w="http://schemas.openxmlformats.org/wordprocessingml/2006/main" w:type="table" w:styleId="PlainTable4" mc:Ignorable="w14">
+    <w:name xmlns:w="http://schemas.openxmlformats.org/wordprocessingml/2006/main" w:val="Plain Table 4"/>
+    <w:basedOn xmlns:w="http://schemas.openxmlformats.org/wordprocessingml/2006/main" w:val="TableNormal"/>
+    <w:uiPriority xmlns:w="http://schemas.openxmlformats.org/wordprocessingml/2006/main" w:val="44"/>
+    <w:pPr xmlns:w="http://schemas.openxmlformats.org/wordprocessingml/2006/main">
+      <w:spacing xmlns:w="http://schemas.openxmlformats.org/wordprocessingml/2006/main" w:after="0" w:line="240" w:lineRule="auto"/>
+    </w:pPr>
+    <w:tblPr xmlns:w="http://schemas.openxmlformats.org/wordprocessingml/2006/main">
+      <w:tblStyleRowBandSize w:val="1"/>
+      <w:tblStyleColBandSize w:val="1"/>
+      <w:tblInd w:w="0" w:type="dxa"/>
+      <w:tblCellMar>
+        <w:top w:w="0" w:type="dxa"/>
+        <w:left w:w="108" w:type="dxa"/>
+        <w:bottom w:w="0" w:type="dxa"/>
+        <w:right w:w="108" w:type="dxa"/>
+      </w:tblCellMar>
+    </w:tblPr>
+    <w:tblStylePr xmlns:w="http://schemas.openxmlformats.org/wordprocessingml/2006/main" w:type="firstRow">
+      <w:rPr>
+        <w:b/>
+        <w:bCs/>
+      </w:rPr>
+    </w:tblStylePr>
+    <w:tblStylePr xmlns:w="http://schemas.openxmlformats.org/wordprocessingml/2006/main" w:type="lastRow">
+      <w:rPr>
+        <w:b/>
+        <w:bCs/>
+      </w:rPr>
+    </w:tblStylePr>
+    <w:tblStylePr xmlns:w="http://schemas.openxmlformats.org/wordprocessingml/2006/main" w:type="firstCol">
+      <w:rPr>
+        <w:b/>
+        <w:bCs/>
+      </w:rPr>
+    </w:tblStylePr>
+    <w:tblStylePr xmlns:w="http://schemas.openxmlformats.org/wordprocessingml/2006/main" w:type="lastCol">
+      <w:rPr>
+        <w:b/>
+        <w:bCs/>
+      </w:rPr>
+    </w:tblStylePr>
+    <w:tblStylePr xmlns:w="http://schemas.openxmlformats.org/wordprocessingml/2006/main" w:type="band1Vert">
+      <w:tblPr/>
+      <w:tcPr>
+        <w:shd w:val="clear" w:color="auto" w:fill="F2F2F2" w:themeFill="background1" w:themeFillShade="F2"/>
+      </w:tcPr>
+    </w:tblStylePr>
+    <w:tblStylePr xmlns:w="http://schemas.openxmlformats.org/wordprocessingml/2006/main" w:type="band1Horz">
+      <w:tblPr/>
+      <w:tcPr>
+        <w:shd w:val="clear" w:color="auto" w:fill="F2F2F2" w:themeFill="background1" w:themeFillShade="F2"/>
+      </w:tcPr>
+    </w:tblStylePr>
   </w:style>
 </w:styles>
 </file>

--- a/testlab-backend/src/documents/templates/word/fsd_word_template.docx
+++ b/testlab-backend/src/documents/templates/word/fsd_word_template.docx
@@ -5463,12 +5463,12 @@
       <w:fldChar w:fldCharType="end"/>
     </w:r>
   </w:p>
-  <w:p xmlns:wp14="http://schemas.microsoft.com/office/word/2010/wordml" wp14:textId="41BD4771">
+  <w:p xmlns:wp14="http://schemas.microsoft.com/office/word/2010/wordml" wp14:textId="32837B5B">
     <w:pPr>
       <w:pStyle w:val="Footer"/>
       <w:spacing w:before="0" w:beforeAutospacing="off"/>
-      <w:ind w:left="0"/>
-      <w:jc w:val="left"/>
+      <w:ind w:left="0" w:firstLine="720"/>
+      <w:jc w:val="center"/>
       <w:rPr>
         <w:noProof w:val="0"/>
         <w:lang w:val="en-US"/>
@@ -5528,106 +5528,52 @@
         <w:sz w:val="16"/>
         <w:szCs w:val="16"/>
       </w:rPr>
-      <w:t xml:space="preserve"> </w:t>
+      <w:t xml:space="preserve">  </w:t>
     </w:r>
     <w:r>
       <w:rPr>
-        <w:rFonts w:ascii="Consolas" w:hAnsi="Consolas" w:eastAsia="Consolas" w:cs="Consolas"/>
-        <w:b w:val="0"/>
-        <w:bCs w:val="0"/>
-        <w:i w:val="0"/>
-        <w:iCs w:val="0"/>
-        <w:caps w:val="0"/>
-        <w:smallCaps w:val="0"/>
+        <w:rStyle w:val="FooterChar"/>
         <w:noProof w:val="0"/>
-        <w:color w:val="0F1115"/>
-        <w:sz w:val="24"/>
-        <w:szCs w:val="24"/>
         <w:lang w:val="en-US"/>
       </w:rPr>
       <w:t>{#</w:t>
     </w:r>
     <w:r>
       <w:rPr>
-        <w:rFonts w:ascii="Consolas" w:hAnsi="Consolas" w:eastAsia="Consolas" w:cs="Consolas"/>
-        <w:b w:val="0"/>
-        <w:bCs w:val="0"/>
-        <w:i w:val="0"/>
-        <w:iCs w:val="0"/>
-        <w:caps w:val="0"/>
-        <w:smallCaps w:val="0"/>
+        <w:rStyle w:val="FooterChar"/>
         <w:noProof w:val="0"/>
-        <w:color w:val="0F1115"/>
-        <w:sz w:val="24"/>
-        <w:szCs w:val="24"/>
         <w:lang w:val="en-US"/>
       </w:rPr>
       <w:t>companylogo}{</w:t>
     </w:r>
     <w:r>
       <w:rPr>
-        <w:rFonts w:ascii="Consolas" w:hAnsi="Consolas" w:eastAsia="Consolas" w:cs="Consolas"/>
-        <w:b w:val="0"/>
-        <w:bCs w:val="0"/>
-        <w:i w:val="0"/>
-        <w:iCs w:val="0"/>
-        <w:caps w:val="0"/>
-        <w:smallCaps w:val="0"/>
+        <w:rStyle w:val="FooterChar"/>
         <w:noProof w:val="0"/>
-        <w:color w:val="0F1115"/>
-        <w:sz w:val="24"/>
-        <w:szCs w:val="24"/>
         <w:lang w:val="en-US"/>
       </w:rPr>
       <w:t>%</w:t>
     </w:r>
     <w:r>
       <w:rPr>
-        <w:rFonts w:ascii="Consolas" w:hAnsi="Consolas" w:eastAsia="Consolas" w:cs="Consolas"/>
-        <w:b w:val="0"/>
-        <w:bCs w:val="0"/>
-        <w:i w:val="0"/>
-        <w:iCs w:val="0"/>
-        <w:caps w:val="0"/>
-        <w:smallCaps w:val="0"/>
+        <w:rStyle w:val="FooterChar"/>
         <w:noProof w:val="0"/>
-        <w:color w:val="0F1115"/>
-        <w:sz w:val="24"/>
-        <w:szCs w:val="24"/>
         <w:lang w:val="en-US"/>
       </w:rPr>
       <w:t>image}{</w:t>
     </w:r>
     <w:r>
       <w:rPr>
-        <w:rFonts w:ascii="Consolas" w:hAnsi="Consolas" w:eastAsia="Consolas" w:cs="Consolas"/>
-        <w:b w:val="0"/>
-        <w:bCs w:val="0"/>
-        <w:i w:val="0"/>
-        <w:iCs w:val="0"/>
-        <w:caps w:val="0"/>
-        <w:smallCaps w:val="0"/>
+        <w:rStyle w:val="FooterChar"/>
         <w:noProof w:val="0"/>
-        <w:color w:val="0F1115"/>
-        <w:sz w:val="24"/>
-        <w:szCs w:val="24"/>
         <w:lang w:val="en-US"/>
       </w:rPr>
       <w:t>/</w:t>
     </w:r>
     <w:r>
       <w:rPr>
-        <w:rFonts w:ascii="Consolas" w:hAnsi="Consolas" w:eastAsia="Consolas" w:cs="Consolas"/>
-        <w:b w:val="0"/>
-        <w:bCs w:val="0"/>
-        <w:i w:val="0"/>
-        <w:iCs w:val="0"/>
-        <w:caps w:val="0"/>
-        <w:smallCaps w:val="0"/>
+        <w:rStyle w:val="FooterChar"/>
         <w:noProof w:val="0"/>
-        <w:color w:val="0F1115"/>
-        <w:sz w:val="24"/>
-        <w:szCs w:val="24"/>
         <w:lang w:val="en-US"/>
       </w:rPr>
       <w:t>companylogo}</w:t>
@@ -5644,7 +5590,7 @@
         <w:noProof w:val="0"/>
         <w:lang w:val="en-US"/>
       </w:rPr>
-      <w:t xml:space="preserve">     </w:t>
+      <w:t xml:space="preserve">  </w:t>
     </w:r>
     <w:r>
       <w:rPr>
@@ -5658,106 +5604,59 @@
         <w:noProof w:val="0"/>
         <w:lang w:val="en-US"/>
       </w:rPr>
-      <w:t xml:space="preserve">              </w:t>
+      <w:t xml:space="preserve">          </w:t>
     </w:r>
     <w:r>
       <w:rPr>
-        <w:rFonts w:ascii="Consolas" w:hAnsi="Consolas" w:eastAsia="Consolas" w:cs="Consolas"/>
-        <w:b w:val="0"/>
-        <w:bCs w:val="0"/>
-        <w:i w:val="0"/>
-        <w:iCs w:val="0"/>
-        <w:caps w:val="0"/>
-        <w:smallCaps w:val="0"/>
         <w:noProof w:val="0"/>
-        <w:color w:val="0F1115"/>
-        <w:sz w:val="21"/>
-        <w:szCs w:val="21"/>
+        <w:lang w:val="en-US"/>
+      </w:rPr>
+      <w:t xml:space="preserve">       </w:t>
+    </w:r>
+    <w:r>
+      <w:rPr>
+        <w:rStyle w:val="footer2Char"/>
+        <w:noProof w:val="0"/>
         <w:lang w:val="en-US"/>
       </w:rPr>
       <w:t>{</w:t>
     </w:r>
     <w:r>
       <w:rPr>
-        <w:rFonts w:ascii="Consolas" w:hAnsi="Consolas" w:eastAsia="Consolas" w:cs="Consolas"/>
-        <w:b w:val="0"/>
-        <w:bCs w:val="0"/>
-        <w:i w:val="0"/>
-        <w:iCs w:val="0"/>
-        <w:caps w:val="0"/>
-        <w:smallCaps w:val="0"/>
+        <w:rStyle w:val="footer2Char"/>
         <w:noProof w:val="0"/>
-        <w:color w:val="0F1115"/>
-        <w:sz w:val="21"/>
-        <w:szCs w:val="21"/>
         <w:lang w:val="en-US"/>
       </w:rPr>
       <w:t>#</w:t>
     </w:r>
     <w:r>
       <w:rPr>
-        <w:rFonts w:ascii="Consolas" w:hAnsi="Consolas" w:eastAsia="Consolas" w:cs="Consolas"/>
-        <w:b w:val="0"/>
-        <w:bCs w:val="0"/>
-        <w:i w:val="0"/>
-        <w:iCs w:val="0"/>
-        <w:caps w:val="0"/>
-        <w:smallCaps w:val="0"/>
+        <w:rStyle w:val="footer2Char"/>
         <w:noProof w:val="0"/>
-        <w:color w:val="0F1115"/>
-        <w:sz w:val="21"/>
-        <w:szCs w:val="21"/>
         <w:lang w:val="en-US"/>
       </w:rPr>
       <w:t>clientlogo}{</w:t>
     </w:r>
     <w:r>
       <w:rPr>
-        <w:rFonts w:ascii="Consolas" w:hAnsi="Consolas" w:eastAsia="Consolas" w:cs="Consolas"/>
-        <w:b w:val="0"/>
-        <w:bCs w:val="0"/>
-        <w:i w:val="0"/>
-        <w:iCs w:val="0"/>
-        <w:caps w:val="0"/>
-        <w:smallCaps w:val="0"/>
+        <w:rStyle w:val="footer2Char"/>
         <w:noProof w:val="0"/>
-        <w:color w:val="0F1115"/>
-        <w:sz w:val="21"/>
-        <w:szCs w:val="21"/>
         <w:lang w:val="en-US"/>
       </w:rPr>
       <w:t>%</w:t>
     </w:r>
     <w:r>
       <w:rPr>
-        <w:rFonts w:ascii="Consolas" w:hAnsi="Consolas" w:eastAsia="Consolas" w:cs="Consolas"/>
-        <w:b w:val="0"/>
-        <w:bCs w:val="0"/>
-        <w:i w:val="0"/>
-        <w:iCs w:val="0"/>
-        <w:caps w:val="0"/>
-        <w:smallCaps w:val="0"/>
+        <w:rStyle w:val="footer2Char"/>
         <w:noProof w:val="0"/>
-        <w:color w:val="0F1115"/>
-        <w:sz w:val="21"/>
-        <w:szCs w:val="21"/>
         <w:lang w:val="en-US"/>
       </w:rPr>
       <w:t>image}{</w:t>
     </w:r>
     <w:r>
       <w:rPr>
-        <w:rFonts w:ascii="Consolas" w:hAnsi="Consolas" w:eastAsia="Consolas" w:cs="Consolas"/>
-        <w:b w:val="0"/>
-        <w:bCs w:val="0"/>
-        <w:i w:val="0"/>
-        <w:iCs w:val="0"/>
-        <w:caps w:val="0"/>
-        <w:smallCaps w:val="0"/>
+        <w:rStyle w:val="footer2Char"/>
         <w:noProof w:val="0"/>
-        <w:color w:val="0F1115"/>
-        <w:sz w:val="21"/>
-        <w:szCs w:val="21"/>
         <w:lang w:val="en-US"/>
       </w:rPr>
       <w:t>/clientlogo}</w:t>
@@ -17978,6 +17877,57 @@
         <w:shd w:val="clear" w:color="auto" w:fill="F2F2F2" w:themeFill="background1" w:themeFillShade="F2"/>
       </w:tcPr>
     </w:tblStylePr>
+  </w:style>
+  <w:style w:type="paragraph" w:styleId="footer2" w:customStyle="true">
+    <w:uiPriority w:val="1"/>
+    <w:name w:val="footer2"/>
+    <w:basedOn w:val="Normal"/>
+    <w:link w:val="footer2Char"/>
+    <w:qFormat/>
+    <w:rsid w:val="5E95F752"/>
+    <w:rPr>
+      <w:rFonts w:ascii="Consolas" w:hAnsi="Consolas" w:eastAsia="Consolas" w:cs="Consolas" w:asciiTheme="minorAscii" w:hAnsiTheme="minorAscii" w:eastAsiaTheme="minorEastAsia" w:cstheme="minorBidi"/>
+      <w:b w:val="0"/>
+      <w:bCs w:val="0"/>
+      <w:i w:val="0"/>
+      <w:iCs w:val="0"/>
+      <w:caps w:val="0"/>
+      <w:smallCaps w:val="0"/>
+      <w:noProof w:val="0"/>
+      <w:color w:val="0F1115"/>
+      <w:sz w:val="21"/>
+      <w:szCs w:val="21"/>
+      <w:lang w:val="en-US"/>
+    </w:rPr>
+    <w:pPr>
+      <w:tabs>
+        <w:tab w:val="center" w:leader="none" w:pos="4680"/>
+        <w:tab w:val="right" w:leader="none" w:pos="9360"/>
+      </w:tabs>
+      <w:spacing w:before="0" w:beforeAutospacing="off" w:after="0" w:line="240" w:lineRule="auto"/>
+      <w:ind w:left="0"/>
+      <w:jc w:val="right"/>
+    </w:pPr>
+  </w:style>
+  <w:style w:type="character" w:styleId="footer2Char" w:customStyle="true">
+    <w:name w:val="footer2 Char"/>
+    <w:basedOn w:val="DefaultParagraphFont"/>
+    <w:link w:val="footer2"/>
+    <w:rsid w:val="5E95F752"/>
+    <w:rPr>
+      <w:rFonts w:ascii="Consolas" w:hAnsi="Consolas" w:eastAsia="Consolas" w:cs="Consolas" w:asciiTheme="minorAscii" w:hAnsiTheme="minorAscii" w:eastAsiaTheme="minorEastAsia" w:cstheme="minorBidi"/>
+      <w:b w:val="0"/>
+      <w:bCs w:val="0"/>
+      <w:i w:val="0"/>
+      <w:iCs w:val="0"/>
+      <w:caps w:val="0"/>
+      <w:smallCaps w:val="0"/>
+      <w:noProof w:val="0"/>
+      <w:color w:val="0F1115"/>
+      <w:sz w:val="21"/>
+      <w:szCs w:val="21"/>
+      <w:lang w:val="en-US"/>
+    </w:rPr>
   </w:style>
 </w:styles>
 </file>
